--- a/ templates/Requirement Analysis/Proposed_Solution.docx
+++ b/ templates/Requirement Analysis/Proposed_Solution.docx
@@ -1,6 +1,6 @@
 
 <file path=word/document.xml><?xml version="1.0" encoding="utf-8"?>
-<w:document xmlns:wpc="http://schemas.microsoft.com/office/word/2010/wordprocessingCanvas" xmlns:cx="http://schemas.microsoft.com/office/drawing/2014/chartex" xmlns:cx1="http://schemas.microsoft.com/office/drawing/2015/9/8/chartex" xmlns:cx2="http://schemas.microsoft.com/office/drawing/2015/10/21/chartex" xmlns:cx3="http://schemas.microsoft.com/office/drawing/2016/5/9/chartex" xmlns:cx4="http://schemas.microsoft.com/office/drawing/2016/5/10/chartex" xmlns:cx5="http://schemas.microsoft.com/office/drawing/2016/5/11/chartex" xmlns:cx6="http://schemas.microsoft.com/office/drawing/2016/5/12/chartex" xmlns:cx7="http://schemas.microsoft.com/office/drawing/2016/5/13/chartex" xmlns:cx8="http://schemas.microsoft.com/office/drawing/2016/5/14/chartex" xmlns:mc="http://schemas.openxmlformats.org/markup-compatibility/2006" xmlns:aink="http://schemas.microsoft.com/office/drawing/2016/ink" xmlns:am3d="http://schemas.microsoft.com/office/drawing/2017/model3d" xmlns:o="urn:schemas-microsoft-com:office:office" xmlns:oel="http://schemas.microsoft.com/office/2019/extlst" xmlns:r="http://schemas.openxmlformats.org/officeDocument/2006/relationships" xmlns:m="http://schemas.openxmlformats.org/officeDocument/2006/math" xmlns:v="urn:schemas-microsoft-com:vml" xmlns:wp14="http://schemas.microsoft.com/office/word/2010/wordprocessingDrawing" xmlns:wp="http://schemas.openxmlformats.org/drawingml/2006/wordprocessingDrawing" xmlns:w10="urn:schemas-microsoft-com:office:word" xmlns:w="http://schemas.openxmlformats.org/wordprocessingml/2006/main" xmlns:w14="http://schemas.microsoft.com/office/word/2010/wordml" xmlns:w15="http://schemas.microsoft.com/office/word/2012/wordml" xmlns:w16cex="http://schemas.microsoft.com/office/word/2018/wordml/cex" xmlns:w16cid="http://schemas.microsoft.com/office/word/2016/wordml/cid" xmlns:w16="http://schemas.microsoft.com/office/word/2018/wordml" xmlns:w16du="http://schemas.microsoft.com/office/word/2023/wordml/word16du" xmlns:w16sdtdh="http://schemas.microsoft.com/office/word/2020/wordml/sdtdatahash" xmlns:w16sdtfl="http://schemas.microsoft.com/office/word/2024/wordml/sdtformatlock" xmlns:w16se="http://schemas.microsoft.com/office/word/2015/wordml/symex" xmlns:wpg="http://schemas.microsoft.com/office/word/2010/wordprocessingGroup" xmlns:wpi="http://schemas.microsoft.com/office/word/2010/wordprocessingInk" xmlns:wne="http://schemas.microsoft.com/office/word/2006/wordml" xmlns:wps="http://schemas.microsoft.com/office/word/2010/wordprocessingShape" mc:Ignorable="w14 w15 w16se w16cid w16 w16cex w16sdtdh w16sdtfl w16du wp14">
+<w:document xmlns:wpc="http://schemas.microsoft.com/office/word/2010/wordprocessingCanvas" xmlns:cx="http://schemas.microsoft.com/office/drawing/2014/chartex" xmlns:cx1="http://schemas.microsoft.com/office/drawing/2015/9/8/chartex" xmlns:cx2="http://schemas.microsoft.com/office/drawing/2015/10/21/chartex" xmlns:cx3="http://schemas.microsoft.com/office/drawing/2016/5/9/chartex" xmlns:cx4="http://schemas.microsoft.com/office/drawing/2016/5/10/chartex" xmlns:cx5="http://schemas.microsoft.com/office/drawing/2016/5/11/chartex" xmlns:cx6="http://schemas.microsoft.com/office/drawing/2016/5/12/chartex" xmlns:cx7="http://schemas.microsoft.com/office/drawing/2016/5/13/chartex" xmlns:cx8="http://schemas.microsoft.com/office/drawing/2016/5/14/chartex" xmlns:mc="http://schemas.openxmlformats.org/markup-compatibility/2006" xmlns:o="urn:schemas-microsoft-com:office:office" xmlns:r="http://schemas.openxmlformats.org/officeDocument/2006/relationships" xmlns:m="http://schemas.openxmlformats.org/officeDocument/2006/math" xmlns:v="urn:schemas-microsoft-com:vml" xmlns:wp14="http://schemas.microsoft.com/office/word/2010/wordprocessingDrawing" xmlns:wp="http://schemas.openxmlformats.org/drawingml/2006/wordprocessingDrawing" xmlns:w="http://schemas.openxmlformats.org/wordprocessingml/2006/main" xmlns:w14="http://schemas.microsoft.com/office/word/2010/wordml" xmlns:w10="urn:schemas-microsoft-com:office:word" xmlns:w15="http://schemas.microsoft.com/office/word/2012/wordml" xmlns:wpg="http://schemas.microsoft.com/office/word/2010/wordprocessingGroup" xmlns:wpi="http://schemas.microsoft.com/office/word/2010/wordprocessingInk" xmlns:wne="http://schemas.microsoft.com/office/word/2006/wordml" xmlns:wps="http://schemas.microsoft.com/office/word/2010/wordprocessingShape" xmlns:wpsCustomData="http://www.wps.cn/officeDocument/2013/wpsCustomData" mc:Ignorable="w14 w15 wp14">
   <w:body>
     <w:p>
       <w:pPr>
@@ -51,18 +51,24 @@
     </w:p>
     <w:tbl>
       <w:tblPr>
-        <w:tblStyle w:val="a"/>
+        <w:tblStyle w:val="16"/>
         <w:tblW w:w="9030" w:type="dxa"/>
+        <w:tblInd w:w="0" w:type="dxa"/>
         <w:tblBorders>
-          <w:top w:val="single" w:sz="4" w:space="0" w:color="000000"/>
-          <w:left w:val="single" w:sz="4" w:space="0" w:color="000000"/>
-          <w:bottom w:val="single" w:sz="4" w:space="0" w:color="000000"/>
-          <w:right w:val="single" w:sz="4" w:space="0" w:color="000000"/>
-          <w:insideH w:val="single" w:sz="4" w:space="0" w:color="000000"/>
-          <w:insideV w:val="single" w:sz="4" w:space="0" w:color="000000"/>
+          <w:top w:val="single" w:color="000000" w:sz="4" w:space="0"/>
+          <w:left w:val="single" w:color="000000" w:sz="4" w:space="0"/>
+          <w:bottom w:val="single" w:color="000000" w:sz="4" w:space="0"/>
+          <w:right w:val="single" w:color="000000" w:sz="4" w:space="0"/>
+          <w:insideH w:val="single" w:color="000000" w:sz="4" w:space="0"/>
+          <w:insideV w:val="single" w:color="000000" w:sz="4" w:space="0"/>
         </w:tblBorders>
         <w:tblLayout w:type="fixed"/>
-        <w:tblLook w:val="0400" w:firstRow="0" w:lastRow="0" w:firstColumn="0" w:lastColumn="0" w:noHBand="0" w:noVBand="1"/>
+        <w:tblCellMar>
+          <w:top w:w="0" w:type="dxa"/>
+          <w:left w:w="108" w:type="dxa"/>
+          <w:bottom w:w="0" w:type="dxa"/>
+          <w:right w:w="108" w:type="dxa"/>
+        </w:tblCellMar>
       </w:tblPr>
       <w:tblGrid>
         <w:gridCol w:w="4695"/>
@@ -74,6 +80,9 @@
             <w:tcW w:w="4695" w:type="dxa"/>
           </w:tcPr>
           <w:p>
+            <w:pPr>
+              <w:spacing w:after="0" w:line="240" w:lineRule="auto"/>
+            </w:pPr>
             <w:r>
               <w:t>Date</w:t>
             </w:r>
@@ -84,8 +93,20 @@
             <w:tcW w:w="4335" w:type="dxa"/>
           </w:tcPr>
           <w:p>
-            <w:r>
-              <w:t>09 July 2026</w:t>
+            <w:pPr>
+              <w:spacing w:after="0" w:line="240" w:lineRule="auto"/>
+            </w:pPr>
+            <w:r>
+              <w:rPr>
+                <w:rFonts w:hint="default"/>
+                <w:lang w:val="en-US"/>
+              </w:rPr>
+              <w:t>8</w:t>
+            </w:r>
+            <w:bookmarkStart w:id="0" w:name="_GoBack"/>
+            <w:bookmarkEnd w:id="0"/>
+            <w:r>
+              <w:t xml:space="preserve"> July 2026</w:t>
             </w:r>
           </w:p>
         </w:tc>
@@ -96,6 +117,9 @@
             <w:tcW w:w="4695" w:type="dxa"/>
           </w:tcPr>
           <w:p>
+            <w:pPr>
+              <w:spacing w:after="0" w:line="240" w:lineRule="auto"/>
+            </w:pPr>
             <w:r>
               <w:t>Team ID</w:t>
             </w:r>
@@ -105,7 +129,11 @@
           <w:tcPr>
             <w:tcW w:w="4335" w:type="dxa"/>
           </w:tcPr>
-          <w:p/>
+          <w:p>
+            <w:pPr>
+              <w:spacing w:after="0" w:line="240" w:lineRule="auto"/>
+            </w:pPr>
+          </w:p>
         </w:tc>
       </w:tr>
       <w:tr>
@@ -114,6 +142,9 @@
             <w:tcW w:w="4695" w:type="dxa"/>
           </w:tcPr>
           <w:p>
+            <w:pPr>
+              <w:spacing w:after="0" w:line="240" w:lineRule="auto"/>
+            </w:pPr>
             <w:r>
               <w:t>Project Name</w:t>
             </w:r>
@@ -124,8 +155,11 @@
             <w:tcW w:w="4335" w:type="dxa"/>
           </w:tcPr>
           <w:p>
-            <w:r>
-              <w:t xml:space="preserve">Food Ordering Behaviour and Customer Trends</w:t>
+            <w:pPr>
+              <w:spacing w:after="0" w:line="240" w:lineRule="auto"/>
+            </w:pPr>
+            <w:r>
+              <w:t>Food Ordering Behaviour and Customer Trends</w:t>
             </w:r>
           </w:p>
         </w:tc>
@@ -136,6 +170,9 @@
             <w:tcW w:w="4695" w:type="dxa"/>
           </w:tcPr>
           <w:p>
+            <w:pPr>
+              <w:spacing w:after="0" w:line="240" w:lineRule="auto"/>
+            </w:pPr>
             <w:r>
               <w:t>Maximum Marks</w:t>
             </w:r>
@@ -146,6 +183,9 @@
             <w:tcW w:w="4335" w:type="dxa"/>
           </w:tcPr>
           <w:p>
+            <w:pPr>
+              <w:spacing w:after="0" w:line="240" w:lineRule="auto"/>
+            </w:pPr>
             <w:r>
               <w:t>2 Marks</w:t>
             </w:r>
@@ -180,18 +220,24 @@
     </w:p>
     <w:tbl>
       <w:tblPr>
-        <w:tblStyle w:val="a0"/>
+        <w:tblStyle w:val="17"/>
         <w:tblW w:w="9067" w:type="dxa"/>
+        <w:tblInd w:w="0" w:type="dxa"/>
         <w:tblBorders>
-          <w:top w:val="single" w:sz="4" w:space="0" w:color="000000"/>
-          <w:left w:val="single" w:sz="4" w:space="0" w:color="000000"/>
-          <w:bottom w:val="single" w:sz="4" w:space="0" w:color="000000"/>
-          <w:right w:val="single" w:sz="4" w:space="0" w:color="000000"/>
-          <w:insideH w:val="single" w:sz="4" w:space="0" w:color="000000"/>
-          <w:insideV w:val="single" w:sz="4" w:space="0" w:color="000000"/>
+          <w:top w:val="single" w:color="000000" w:sz="4" w:space="0"/>
+          <w:left w:val="single" w:color="000000" w:sz="4" w:space="0"/>
+          <w:bottom w:val="single" w:color="000000" w:sz="4" w:space="0"/>
+          <w:right w:val="single" w:color="000000" w:sz="4" w:space="0"/>
+          <w:insideH w:val="single" w:color="000000" w:sz="4" w:space="0"/>
+          <w:insideV w:val="single" w:color="000000" w:sz="4" w:space="0"/>
         </w:tblBorders>
         <w:tblLayout w:type="fixed"/>
-        <w:tblLook w:val="0400" w:firstRow="0" w:lastRow="0" w:firstColumn="0" w:lastColumn="0" w:noHBand="0" w:noVBand="1"/>
+        <w:tblCellMar>
+          <w:top w:w="0" w:type="dxa"/>
+          <w:left w:w="108" w:type="dxa"/>
+          <w:bottom w:w="0" w:type="dxa"/>
+          <w:right w:w="108" w:type="dxa"/>
+        </w:tblCellMar>
       </w:tblPr>
       <w:tblGrid>
         <w:gridCol w:w="901"/>
@@ -200,7 +246,7 @@
       </w:tblGrid>
       <w:tr>
         <w:trPr>
-          <w:trHeight w:val="557"/>
+          <w:trHeight w:val="557" w:hRule="atLeast"/>
         </w:trPr>
         <w:tc>
           <w:tcPr>
@@ -208,6 +254,7 @@
           </w:tcPr>
           <w:p>
             <w:pPr>
+              <w:spacing w:after="0" w:line="240" w:lineRule="auto"/>
               <w:rPr>
                 <w:b/>
               </w:rPr>
@@ -226,6 +273,7 @@
           </w:tcPr>
           <w:p>
             <w:pPr>
+              <w:spacing w:after="0" w:line="240" w:lineRule="auto"/>
               <w:rPr>
                 <w:b/>
               </w:rPr>
@@ -244,6 +292,7 @@
           </w:tcPr>
           <w:p>
             <w:pPr>
+              <w:spacing w:after="0" w:line="240" w:lineRule="auto"/>
               <w:rPr>
                 <w:b/>
               </w:rPr>
@@ -259,7 +308,7 @@
       </w:tr>
       <w:tr>
         <w:trPr>
-          <w:trHeight w:val="817"/>
+          <w:trHeight w:val="817" w:hRule="atLeast"/>
         </w:trPr>
         <w:tc>
           <w:tcPr>
@@ -272,11 +321,11 @@
                 <w:numId w:val="1"/>
               </w:numPr>
               <w:pBdr>
-                <w:top w:val="nil"/>
-                <w:left w:val="nil"/>
-                <w:bottom w:val="nil"/>
-                <w:right w:val="nil"/>
-                <w:between w:val="nil"/>
+                <w:top w:val="none" w:color="auto" w:sz="0" w:space="0"/>
+                <w:left w:val="none" w:color="auto" w:sz="0" w:space="0"/>
+                <w:bottom w:val="none" w:color="auto" w:sz="0" w:space="0"/>
+                <w:right w:val="none" w:color="auto" w:sz="0" w:space="0"/>
+                <w:between w:val="none" w:color="auto" w:sz="0" w:space="0"/>
               </w:pBdr>
               <w:spacing w:after="160" w:line="259" w:lineRule="auto"/>
               <w:ind w:hanging="360"/>
@@ -291,6 +340,9 @@
             <w:tcW w:w="3658" w:type="dxa"/>
           </w:tcPr>
           <w:p>
+            <w:pPr>
+              <w:spacing w:after="0" w:line="240" w:lineRule="auto"/>
+            </w:pPr>
             <w:r>
               <w:rPr>
                 <w:color w:val="222222"/>
@@ -304,15 +356,18 @@
             <w:tcW w:w="4508" w:type="dxa"/>
           </w:tcPr>
           <w:p>
-            <w:r>
-              <w:t xml:space="preserve">Restaurants generate large volumes of food ordering data, but most owners and managers lack a structured way to analyze it. Without clear visibility into customer preferences, cuisine demand, revenue trends, and delivery performance, restaurants struggle to make informed, data-driven decisions about their operations.</w:t>
+            <w:pPr>
+              <w:spacing w:after="0" w:line="240" w:lineRule="auto"/>
+            </w:pPr>
+            <w:r>
+              <w:t>Restaurants generate large volumes of food ordering data, but most owners and managers lack a structured way to analyze it. Without clear visibility into customer preferences, cuisine demand, revenue trends, and delivery performance, restaurants struggle to make informed, data-driven decisions about their operations.</w:t>
             </w:r>
           </w:p>
         </w:tc>
       </w:tr>
       <w:tr>
         <w:trPr>
-          <w:trHeight w:val="817"/>
+          <w:trHeight w:val="817" w:hRule="atLeast"/>
         </w:trPr>
         <w:tc>
           <w:tcPr>
@@ -325,11 +380,11 @@
                 <w:numId w:val="1"/>
               </w:numPr>
               <w:pBdr>
-                <w:top w:val="nil"/>
-                <w:left w:val="nil"/>
-                <w:bottom w:val="nil"/>
-                <w:right w:val="nil"/>
-                <w:between w:val="nil"/>
+                <w:top w:val="none" w:color="auto" w:sz="0" w:space="0"/>
+                <w:left w:val="none" w:color="auto" w:sz="0" w:space="0"/>
+                <w:bottom w:val="none" w:color="auto" w:sz="0" w:space="0"/>
+                <w:right w:val="none" w:color="auto" w:sz="0" w:space="0"/>
+                <w:between w:val="none" w:color="auto" w:sz="0" w:space="0"/>
               </w:pBdr>
               <w:spacing w:after="160" w:line="259" w:lineRule="auto"/>
               <w:ind w:hanging="360"/>
@@ -344,6 +399,9 @@
             <w:tcW w:w="3658" w:type="dxa"/>
           </w:tcPr>
           <w:p>
+            <w:pPr>
+              <w:spacing w:after="0" w:line="240" w:lineRule="auto"/>
+            </w:pPr>
             <w:r>
               <w:rPr>
                 <w:color w:val="222222"/>
@@ -357,15 +415,18 @@
             <w:tcW w:w="4508" w:type="dxa"/>
           </w:tcPr>
           <w:p>
-            <w:r>
-              <w:t xml:space="preserve">The proposed solution uses a food ordering dataset of approximately 50,000 records to build an interactive Tableau Dashboard and Tableau Story covering cuisine demand, customer ratings, revenue, delivery time, and city-wise ordering patterns. These visualizations are embedded into a Flask-based web application, giving restaurant managers and analysts a single, accessible interface to explore business insights through interactive filters.</w:t>
+            <w:pPr>
+              <w:spacing w:after="0" w:line="240" w:lineRule="auto"/>
+            </w:pPr>
+            <w:r>
+              <w:t>The proposed solution uses a food ordering dataset of approximately 50,000 records to build an interactive Tableau Dashboard and Tableau Story covering cuisine demand, customer ratings, revenue, delivery time, and city-wise ordering patterns. These visualizations are embedded into a Flask-based web application, giving restaurant managers and analysts a single, accessible interface to explore business insights through interactive filters.</w:t>
             </w:r>
           </w:p>
         </w:tc>
       </w:tr>
       <w:tr>
         <w:trPr>
-          <w:trHeight w:val="787"/>
+          <w:trHeight w:val="787" w:hRule="atLeast"/>
         </w:trPr>
         <w:tc>
           <w:tcPr>
@@ -378,11 +439,11 @@
                 <w:numId w:val="1"/>
               </w:numPr>
               <w:pBdr>
-                <w:top w:val="nil"/>
-                <w:left w:val="nil"/>
-                <w:bottom w:val="nil"/>
-                <w:right w:val="nil"/>
-                <w:between w:val="nil"/>
+                <w:top w:val="none" w:color="auto" w:sz="0" w:space="0"/>
+                <w:left w:val="none" w:color="auto" w:sz="0" w:space="0"/>
+                <w:bottom w:val="none" w:color="auto" w:sz="0" w:space="0"/>
+                <w:right w:val="none" w:color="auto" w:sz="0" w:space="0"/>
+                <w:between w:val="none" w:color="auto" w:sz="0" w:space="0"/>
               </w:pBdr>
               <w:spacing w:after="160" w:line="259" w:lineRule="auto"/>
               <w:ind w:hanging="360"/>
@@ -397,6 +458,9 @@
             <w:tcW w:w="3658" w:type="dxa"/>
           </w:tcPr>
           <w:p>
+            <w:pPr>
+              <w:spacing w:after="0" w:line="240" w:lineRule="auto"/>
+            </w:pPr>
             <w:r>
               <w:rPr>
                 <w:color w:val="222222"/>
@@ -410,15 +474,18 @@
             <w:tcW w:w="4508" w:type="dxa"/>
           </w:tcPr>
           <w:p>
-            <w:r>
-              <w:t xml:space="preserve">Rather than presenting static reports, the solution offers an interactive Tableau Dashboard that lets users filter and explore data directly. Combining the Tableau Dashboard and Story within a Flask web application creates a simple, user-friendly analytics interface that supports faster, data-driven decision-making for restaurant businesses.</w:t>
+            <w:pPr>
+              <w:spacing w:after="0" w:line="240" w:lineRule="auto"/>
+            </w:pPr>
+            <w:r>
+              <w:t>Rather than presenting static reports, the solution offers an interactive Tableau Dashboard that lets users filter and explore data directly. Combining the Tableau Dashboard and Story within a Flask web application creates a simple, user-friendly analytics interface that supports faster, data-driven decision-making for restaurant businesses.</w:t>
             </w:r>
           </w:p>
         </w:tc>
       </w:tr>
       <w:tr>
         <w:trPr>
-          <w:trHeight w:val="817"/>
+          <w:trHeight w:val="817" w:hRule="atLeast"/>
         </w:trPr>
         <w:tc>
           <w:tcPr>
@@ -431,11 +498,11 @@
                 <w:numId w:val="1"/>
               </w:numPr>
               <w:pBdr>
-                <w:top w:val="nil"/>
-                <w:left w:val="nil"/>
-                <w:bottom w:val="nil"/>
-                <w:right w:val="nil"/>
-                <w:between w:val="nil"/>
+                <w:top w:val="none" w:color="auto" w:sz="0" w:space="0"/>
+                <w:left w:val="none" w:color="auto" w:sz="0" w:space="0"/>
+                <w:bottom w:val="none" w:color="auto" w:sz="0" w:space="0"/>
+                <w:right w:val="none" w:color="auto" w:sz="0" w:space="0"/>
+                <w:between w:val="none" w:color="auto" w:sz="0" w:space="0"/>
               </w:pBdr>
               <w:spacing w:after="160" w:line="259" w:lineRule="auto"/>
               <w:ind w:hanging="360"/>
@@ -450,6 +517,9 @@
             <w:tcW w:w="3658" w:type="dxa"/>
           </w:tcPr>
           <w:p>
+            <w:pPr>
+              <w:spacing w:after="0" w:line="240" w:lineRule="auto"/>
+            </w:pPr>
             <w:r>
               <w:rPr>
                 <w:color w:val="222222"/>
@@ -463,15 +533,18 @@
             <w:tcW w:w="4508" w:type="dxa"/>
           </w:tcPr>
           <w:p>
-            <w:r>
-              <w:t xml:space="preserve">Restaurant managers and business analysts gain a clearer understanding of customer ordering behaviour, allowing them to make quicker and more informed decisions about menu offerings, delivery performance, and service quality. This leads to better-planned operations and, in turn, improved customer satisfaction.</w:t>
+            <w:pPr>
+              <w:spacing w:after="0" w:line="240" w:lineRule="auto"/>
+            </w:pPr>
+            <w:r>
+              <w:t>Restaurant managers and business analysts gain a clearer understanding of customer ordering behaviour, allowing them to make quicker and more informed decisions about menu offerings, delivery performance, and service quality. This leads to better-planned operations and, in turn, improved customer satisfaction.</w:t>
             </w:r>
           </w:p>
         </w:tc>
       </w:tr>
       <w:tr>
         <w:trPr>
-          <w:trHeight w:val="817"/>
+          <w:trHeight w:val="817" w:hRule="atLeast"/>
         </w:trPr>
         <w:tc>
           <w:tcPr>
@@ -484,11 +557,11 @@
                 <w:numId w:val="1"/>
               </w:numPr>
               <w:pBdr>
-                <w:top w:val="nil"/>
-                <w:left w:val="nil"/>
-                <w:bottom w:val="nil"/>
-                <w:right w:val="nil"/>
-                <w:between w:val="nil"/>
+                <w:top w:val="none" w:color="auto" w:sz="0" w:space="0"/>
+                <w:left w:val="none" w:color="auto" w:sz="0" w:space="0"/>
+                <w:bottom w:val="none" w:color="auto" w:sz="0" w:space="0"/>
+                <w:right w:val="none" w:color="auto" w:sz="0" w:space="0"/>
+                <w:between w:val="none" w:color="auto" w:sz="0" w:space="0"/>
               </w:pBdr>
               <w:spacing w:after="160" w:line="259" w:lineRule="auto"/>
               <w:ind w:hanging="360"/>
@@ -503,6 +576,9 @@
             <w:tcW w:w="3658" w:type="dxa"/>
           </w:tcPr>
           <w:p>
+            <w:pPr>
+              <w:spacing w:after="0" w:line="240" w:lineRule="auto"/>
+            </w:pPr>
             <w:r>
               <w:rPr>
                 <w:color w:val="222222"/>
@@ -516,15 +592,18 @@
             <w:tcW w:w="4508" w:type="dxa"/>
           </w:tcPr>
           <w:p>
-            <w:r>
-              <w:t xml:space="preserve">The solution can be offered as a subscription-based analytics dashboard for restaurants, with tiered access to dashboard features and reports. Additional revenue can come from custom dashboard development, premium reporting services, and consulting engagements that help restaurants interpret and act on their ordering data.</w:t>
+            <w:pPr>
+              <w:spacing w:after="0" w:line="240" w:lineRule="auto"/>
+            </w:pPr>
+            <w:r>
+              <w:t>The solution can be offered as a subscription-based analytics dashboard for restaurants, with tiered access to dashboard features and reports. Additional revenue can come from custom dashboard development, premium reporting services, and consulting engagements that help restaurants interpret and act on their ordering data.</w:t>
             </w:r>
           </w:p>
         </w:tc>
       </w:tr>
       <w:tr>
         <w:trPr>
-          <w:trHeight w:val="817"/>
+          <w:trHeight w:val="817" w:hRule="atLeast"/>
         </w:trPr>
         <w:tc>
           <w:tcPr>
@@ -537,11 +616,11 @@
                 <w:numId w:val="1"/>
               </w:numPr>
               <w:pBdr>
-                <w:top w:val="nil"/>
-                <w:left w:val="nil"/>
-                <w:bottom w:val="nil"/>
-                <w:right w:val="nil"/>
-                <w:between w:val="nil"/>
+                <w:top w:val="none" w:color="auto" w:sz="0" w:space="0"/>
+                <w:left w:val="none" w:color="auto" w:sz="0" w:space="0"/>
+                <w:bottom w:val="none" w:color="auto" w:sz="0" w:space="0"/>
+                <w:right w:val="none" w:color="auto" w:sz="0" w:space="0"/>
+                <w:between w:val="none" w:color="auto" w:sz="0" w:space="0"/>
               </w:pBdr>
               <w:spacing w:after="160" w:line="259" w:lineRule="auto"/>
               <w:ind w:hanging="360"/>
@@ -557,6 +636,7 @@
           </w:tcPr>
           <w:p>
             <w:pPr>
+              <w:spacing w:after="0" w:line="240" w:lineRule="auto"/>
               <w:rPr>
                 <w:color w:val="222222"/>
               </w:rPr>
@@ -574,8 +654,11 @@
             <w:tcW w:w="4508" w:type="dxa"/>
           </w:tcPr>
           <w:p>
-            <w:r>
-              <w:t xml:space="preserve">The solution can be extended by incorporating additional datasets and supporting multiple restaurants or restaurant chains. It can also scale to cover different cities or regions and accommodate new analytics modules as business requirements grow, without significant changes to the existing dashboard and application structure.</w:t>
+            <w:pPr>
+              <w:spacing w:after="0" w:line="240" w:lineRule="auto"/>
+            </w:pPr>
+            <w:r>
+              <w:t>The solution can be extended by incorporating additional datasets and supporting multiple restaurants or restaurant chains. It can also scale to cover different cities or regions and accommodate new analytics modules as business requirements grow, without significant changes to the existing dashboard and application structure.</w:t>
             </w:r>
           </w:p>
         </w:tc>
@@ -586,19 +669,69 @@
       <w:pgSz w:w="11906" w:h="16838"/>
       <w:pgMar w:top="851" w:right="1440" w:bottom="1440" w:left="1440" w:header="708" w:footer="708" w:gutter="0"/>
       <w:pgNumType w:start="1"/>
-      <w:cols w:space="720"/>
+      <w:cols w:space="720" w:num="1"/>
     </w:sectPr>
   </w:body>
 </w:document>
 </file>
 
+<file path=word/endnotes.xml><?xml version="1.0" encoding="utf-8"?>
+<w:endnotes xmlns:wpc="http://schemas.microsoft.com/office/word/2010/wordprocessingCanvas" xmlns:mc="http://schemas.openxmlformats.org/markup-compatibility/2006" xmlns:o="urn:schemas-microsoft-com:office:office" xmlns:r="http://schemas.openxmlformats.org/officeDocument/2006/relationships" xmlns:m="http://schemas.openxmlformats.org/officeDocument/2006/math" xmlns:v="urn:schemas-microsoft-com:vml" xmlns:wp14="http://schemas.microsoft.com/office/word/2010/wordprocessingDrawing" xmlns:wp="http://schemas.openxmlformats.org/drawingml/2006/wordprocessingDrawing" xmlns:w="http://schemas.openxmlformats.org/wordprocessingml/2006/main" xmlns:w14="http://schemas.microsoft.com/office/word/2010/wordml" xmlns:w15="http://schemas.microsoft.com/office/word/2012/wordml" xmlns:w10="urn:schemas-microsoft-com:office:word" xmlns:wpg="http://schemas.microsoft.com/office/word/2010/wordprocessingGroup" xmlns:wpi="http://schemas.microsoft.com/office/word/2010/wordprocessingInk" xmlns:wne="http://schemas.microsoft.com/office/word/2006/wordml" xmlns:wps="http://schemas.microsoft.com/office/word/2010/wordprocessingShape" xmlns:wpsCustomData="http://www.wps.cn/officeDocument/2013/wpsCustomData" mc:Ignorable="w14 w15 wp14">
+  <w:endnote w:type="separator" w:id="0">
+    <w:p>
+      <w:pPr>
+        <w:spacing w:line="240" w:lineRule="auto"/>
+      </w:pPr>
+      <w:r>
+        <w:separator/>
+      </w:r>
+    </w:p>
+  </w:endnote>
+  <w:endnote w:type="continuationSeparator" w:id="1">
+    <w:p>
+      <w:pPr>
+        <w:spacing w:line="240" w:lineRule="auto"/>
+      </w:pPr>
+      <w:r>
+        <w:continuationSeparator/>
+      </w:r>
+    </w:p>
+  </w:endnote>
+</w:endnotes>
+</file>
+
+<file path=word/footnotes.xml><?xml version="1.0" encoding="utf-8"?>
+<w:footnotes xmlns:wpc="http://schemas.microsoft.com/office/word/2010/wordprocessingCanvas" xmlns:mc="http://schemas.openxmlformats.org/markup-compatibility/2006" xmlns:o="urn:schemas-microsoft-com:office:office" xmlns:r="http://schemas.openxmlformats.org/officeDocument/2006/relationships" xmlns:m="http://schemas.openxmlformats.org/officeDocument/2006/math" xmlns:v="urn:schemas-microsoft-com:vml" xmlns:wp14="http://schemas.microsoft.com/office/word/2010/wordprocessingDrawing" xmlns:wp="http://schemas.openxmlformats.org/drawingml/2006/wordprocessingDrawing" xmlns:w="http://schemas.openxmlformats.org/wordprocessingml/2006/main" xmlns:w14="http://schemas.microsoft.com/office/word/2010/wordml" xmlns:w15="http://schemas.microsoft.com/office/word/2012/wordml" xmlns:w10="urn:schemas-microsoft-com:office:word" xmlns:wpg="http://schemas.microsoft.com/office/word/2010/wordprocessingGroup" xmlns:wpi="http://schemas.microsoft.com/office/word/2010/wordprocessingInk" xmlns:wne="http://schemas.microsoft.com/office/word/2006/wordml" xmlns:wps="http://schemas.microsoft.com/office/word/2010/wordprocessingShape" xmlns:wpsCustomData="http://www.wps.cn/officeDocument/2013/wpsCustomData" mc:Ignorable="w14 w15 wp14">
+  <w:footnote w:type="separator" w:id="0">
+    <w:p>
+      <w:pPr>
+        <w:spacing w:before="0" w:after="0" w:line="259" w:lineRule="auto"/>
+      </w:pPr>
+      <w:r>
+        <w:separator/>
+      </w:r>
+    </w:p>
+  </w:footnote>
+  <w:footnote w:type="continuationSeparator" w:id="1">
+    <w:p>
+      <w:pPr>
+        <w:spacing w:before="0" w:after="0" w:line="259" w:lineRule="auto"/>
+      </w:pPr>
+      <w:r>
+        <w:continuationSeparator/>
+      </w:r>
+    </w:p>
+  </w:footnote>
+</w:footnotes>
+</file>
+
 <file path=word/numbering.xml><?xml version="1.0" encoding="utf-8"?>
-<w:numbering xmlns:wpc="http://schemas.microsoft.com/office/word/2010/wordprocessingCanvas" xmlns:cx="http://schemas.microsoft.com/office/drawing/2014/chartex" xmlns:cx1="http://schemas.microsoft.com/office/drawing/2015/9/8/chartex" xmlns:cx2="http://schemas.microsoft.com/office/drawing/2015/10/21/chartex" xmlns:cx3="http://schemas.microsoft.com/office/drawing/2016/5/9/chartex" xmlns:cx4="http://schemas.microsoft.com/office/drawing/2016/5/10/chartex" xmlns:cx5="http://schemas.microsoft.com/office/drawing/2016/5/11/chartex" xmlns:cx6="http://schemas.microsoft.com/office/drawing/2016/5/12/chartex" xmlns:cx7="http://schemas.microsoft.com/office/drawing/2016/5/13/chartex" xmlns:cx8="http://schemas.microsoft.com/office/drawing/2016/5/14/chartex" xmlns:mc="http://schemas.openxmlformats.org/markup-compatibility/2006" xmlns:aink="http://schemas.microsoft.com/office/drawing/2016/ink" xmlns:am3d="http://schemas.microsoft.com/office/drawing/2017/model3d" xmlns:o="urn:schemas-microsoft-com:office:office" xmlns:oel="http://schemas.microsoft.com/office/2019/extlst" xmlns:r="http://schemas.openxmlformats.org/officeDocument/2006/relationships" xmlns:m="http://schemas.openxmlformats.org/officeDocument/2006/math" xmlns:v="urn:schemas-microsoft-com:vml" xmlns:wp14="http://schemas.microsoft.com/office/word/2010/wordprocessingDrawing" xmlns:wp="http://schemas.openxmlformats.org/drawingml/2006/wordprocessingDrawing" xmlns:w10="urn:schemas-microsoft-com:office:word" xmlns:w="http://schemas.openxmlformats.org/wordprocessingml/2006/main" xmlns:w14="http://schemas.microsoft.com/office/word/2010/wordml" xmlns:w15="http://schemas.microsoft.com/office/word/2012/wordml" xmlns:w16cex="http://schemas.microsoft.com/office/word/2018/wordml/cex" xmlns:w16cid="http://schemas.microsoft.com/office/word/2016/wordml/cid" xmlns:w16="http://schemas.microsoft.com/office/word/2018/wordml" xmlns:w16du="http://schemas.microsoft.com/office/word/2023/wordml/word16du" xmlns:w16sdtdh="http://schemas.microsoft.com/office/word/2020/wordml/sdtdatahash" xmlns:w16sdtfl="http://schemas.microsoft.com/office/word/2024/wordml/sdtformatlock" xmlns:w16se="http://schemas.microsoft.com/office/word/2015/wordml/symex" xmlns:wpg="http://schemas.microsoft.com/office/word/2010/wordprocessingGroup" xmlns:wpi="http://schemas.microsoft.com/office/word/2010/wordprocessingInk" xmlns:wne="http://schemas.microsoft.com/office/word/2006/wordml" xmlns:wps="http://schemas.microsoft.com/office/word/2010/wordprocessingShape" mc:Ignorable="w14 w15 w16se w16cid w16 w16cex w16sdtdh w16sdtfl w16du wp14">
-  <w:abstractNum w:abstractNumId="0" w15:restartNumberingAfterBreak="0">
+<w:numbering xmlns:wpc="http://schemas.microsoft.com/office/word/2010/wordprocessingCanvas" xmlns:mc="http://schemas.openxmlformats.org/markup-compatibility/2006" xmlns:o="urn:schemas-microsoft-com:office:office" xmlns:r="http://schemas.openxmlformats.org/officeDocument/2006/relationships" xmlns:m="http://schemas.openxmlformats.org/officeDocument/2006/math" xmlns:v="urn:schemas-microsoft-com:vml" xmlns:wp14="http://schemas.microsoft.com/office/word/2010/wordprocessingDrawing" xmlns:wp="http://schemas.openxmlformats.org/drawingml/2006/wordprocessingDrawing" xmlns:w10="urn:schemas-microsoft-com:office:word" xmlns:w="http://schemas.openxmlformats.org/wordprocessingml/2006/main" xmlns:w14="http://schemas.microsoft.com/office/word/2010/wordml" xmlns:wpg="http://schemas.microsoft.com/office/word/2010/wordprocessingGroup" xmlns:wpi="http://schemas.microsoft.com/office/word/2010/wordprocessingInk" xmlns:wne="http://schemas.microsoft.com/office/word/2006/wordml" xmlns:wps="http://schemas.microsoft.com/office/word/2010/wordprocessingShape" xmlns:wpsCustomData="http://www.wps.cn/officeDocument/2013/wpsCustomData" mc:Ignorable="w14 wp14">
+  <w:abstractNum w:abstractNumId="0">
     <w:nsid w:val="2FA62ACD"/>
     <w:multiLevelType w:val="multilevel"/>
-    <w:tmpl w:val="727A133C"/>
-    <w:lvl w:ilvl="0">
+    <w:tmpl w:val="2FA62ACD"/>
+    <w:lvl w:ilvl="0" w:tentative="0">
       <w:start w:val="1"/>
       <w:numFmt w:val="decimal"/>
       <w:lvlText w:val="%1."/>
@@ -607,7 +740,7 @@
         <w:ind w:left="644" w:hanging="359"/>
       </w:pPr>
     </w:lvl>
-    <w:lvl w:ilvl="1">
+    <w:lvl w:ilvl="1" w:tentative="0">
       <w:start w:val="1"/>
       <w:numFmt w:val="lowerLetter"/>
       <w:lvlText w:val="%2."/>
@@ -616,7 +749,7 @@
         <w:ind w:left="1364" w:hanging="360"/>
       </w:pPr>
     </w:lvl>
-    <w:lvl w:ilvl="2">
+    <w:lvl w:ilvl="2" w:tentative="0">
       <w:start w:val="1"/>
       <w:numFmt w:val="lowerRoman"/>
       <w:lvlText w:val="%3."/>
@@ -625,7 +758,7 @@
         <w:ind w:left="2084" w:hanging="180"/>
       </w:pPr>
     </w:lvl>
-    <w:lvl w:ilvl="3">
+    <w:lvl w:ilvl="3" w:tentative="0">
       <w:start w:val="1"/>
       <w:numFmt w:val="decimal"/>
       <w:lvlText w:val="%4."/>
@@ -634,7 +767,7 @@
         <w:ind w:left="2804" w:hanging="360"/>
       </w:pPr>
     </w:lvl>
-    <w:lvl w:ilvl="4">
+    <w:lvl w:ilvl="4" w:tentative="0">
       <w:start w:val="1"/>
       <w:numFmt w:val="lowerLetter"/>
       <w:lvlText w:val="%5."/>
@@ -643,7 +776,7 @@
         <w:ind w:left="3524" w:hanging="360"/>
       </w:pPr>
     </w:lvl>
-    <w:lvl w:ilvl="5">
+    <w:lvl w:ilvl="5" w:tentative="0">
       <w:start w:val="1"/>
       <w:numFmt w:val="lowerRoman"/>
       <w:lvlText w:val="%6."/>
@@ -652,7 +785,7 @@
         <w:ind w:left="4244" w:hanging="180"/>
       </w:pPr>
     </w:lvl>
-    <w:lvl w:ilvl="6">
+    <w:lvl w:ilvl="6" w:tentative="0">
       <w:start w:val="1"/>
       <w:numFmt w:val="decimal"/>
       <w:lvlText w:val="%7."/>
@@ -661,7 +794,7 @@
         <w:ind w:left="4964" w:hanging="360"/>
       </w:pPr>
     </w:lvl>
-    <w:lvl w:ilvl="7">
+    <w:lvl w:ilvl="7" w:tentative="0">
       <w:start w:val="1"/>
       <w:numFmt w:val="lowerLetter"/>
       <w:lvlText w:val="%8."/>
@@ -670,7 +803,7 @@
         <w:ind w:left="5684" w:hanging="360"/>
       </w:pPr>
     </w:lvl>
-    <w:lvl w:ilvl="8">
+    <w:lvl w:ilvl="8" w:tentative="0">
       <w:start w:val="1"/>
       <w:numFmt w:val="lowerRoman"/>
       <w:lvlText w:val="%9."/>
@@ -680,417 +813,293 @@
       </w:pPr>
     </w:lvl>
   </w:abstractNum>
-  <w:num w:numId="1" w16cid:durableId="396249891">
+  <w:num w:numId="1">
     <w:abstractNumId w:val="0"/>
   </w:num>
 </w:numbering>
 </file>
 
 <file path=word/styles.xml><?xml version="1.0" encoding="utf-8"?>
-<w:styles xmlns:mc="http://schemas.openxmlformats.org/markup-compatibility/2006" xmlns:r="http://schemas.openxmlformats.org/officeDocument/2006/relationships" xmlns:w="http://schemas.openxmlformats.org/wordprocessingml/2006/main" xmlns:w14="http://schemas.microsoft.com/office/word/2010/wordml" xmlns:w15="http://schemas.microsoft.com/office/word/2012/wordml" xmlns:w16cex="http://schemas.microsoft.com/office/word/2018/wordml/cex" xmlns:w16cid="http://schemas.microsoft.com/office/word/2016/wordml/cid" xmlns:w16="http://schemas.microsoft.com/office/word/2018/wordml" xmlns:w16du="http://schemas.microsoft.com/office/word/2023/wordml/word16du" xmlns:w16sdtdh="http://schemas.microsoft.com/office/word/2020/wordml/sdtdatahash" xmlns:w16sdtfl="http://schemas.microsoft.com/office/word/2024/wordml/sdtformatlock" xmlns:w16se="http://schemas.microsoft.com/office/word/2015/wordml/symex" mc:Ignorable="w14 w15 w16se w16cid w16 w16cex w16sdtdh w16sdtfl w16du">
+<w:styles xmlns:mc="http://schemas.openxmlformats.org/markup-compatibility/2006" xmlns:o="urn:schemas-microsoft-com:office:office" xmlns:r="http://schemas.openxmlformats.org/officeDocument/2006/relationships" xmlns:m="http://schemas.openxmlformats.org/officeDocument/2006/math" xmlns:v="urn:schemas-microsoft-com:vml" xmlns:w="http://schemas.openxmlformats.org/wordprocessingml/2006/main" xmlns:w14="http://schemas.microsoft.com/office/word/2010/wordml" xmlns:w10="urn:schemas-microsoft-com:office:word" xmlns:sl="http://schemas.openxmlformats.org/schemaLibrary/2006/main" xmlns:wpsCustomData="http://www.wps.cn/officeDocument/2013/wpsCustomData" mc:Ignorable="w14">
   <w:docDefaults>
     <w:rPrDefault>
       <w:rPr>
-        <w:rFonts w:ascii="Calibri" w:eastAsia="Calibri" w:hAnsi="Calibri" w:cs="Calibri"/>
-        <w:sz w:val="22"/>
-        <w:szCs w:val="22"/>
-        <w:lang w:val="en-IN" w:eastAsia="en-IN" w:bidi="ar-SA"/>
+        <w:rFonts w:ascii="Calibri" w:hAnsi="Calibri" w:eastAsia="Calibri" w:cs="Calibri"/>
       </w:rPr>
     </w:rPrDefault>
-    <w:pPrDefault>
-      <w:pPr>
-        <w:spacing w:after="160" w:line="259" w:lineRule="auto"/>
-      </w:pPr>
-    </w:pPrDefault>
+    <w:pPrDefault/>
   </w:docDefaults>
-  <w:latentStyles w:defLockedState="0" w:defUIPriority="99" w:defSemiHidden="0" w:defUnhideWhenUsed="0" w:defQFormat="0" w:count="376">
-    <w:lsdException w:name="Normal" w:uiPriority="0" w:qFormat="1"/>
-    <w:lsdException w:name="heading 1" w:uiPriority="9" w:qFormat="1"/>
-    <w:lsdException w:name="heading 2" w:semiHidden="1" w:uiPriority="9" w:unhideWhenUsed="1" w:qFormat="1"/>
-    <w:lsdException w:name="heading 3" w:semiHidden="1" w:uiPriority="9" w:unhideWhenUsed="1" w:qFormat="1"/>
-    <w:lsdException w:name="heading 4" w:semiHidden="1" w:uiPriority="9" w:unhideWhenUsed="1" w:qFormat="1"/>
-    <w:lsdException w:name="heading 5" w:semiHidden="1" w:uiPriority="9" w:unhideWhenUsed="1" w:qFormat="1"/>
-    <w:lsdException w:name="heading 6" w:semiHidden="1" w:uiPriority="9" w:unhideWhenUsed="1" w:qFormat="1"/>
-    <w:lsdException w:name="heading 7" w:semiHidden="1" w:uiPriority="9" w:unhideWhenUsed="1" w:qFormat="1"/>
-    <w:lsdException w:name="heading 8" w:semiHidden="1" w:uiPriority="9" w:unhideWhenUsed="1" w:qFormat="1"/>
-    <w:lsdException w:name="heading 9" w:semiHidden="1" w:uiPriority="9" w:unhideWhenUsed="1" w:qFormat="1"/>
-    <w:lsdException w:name="index 1" w:semiHidden="1" w:unhideWhenUsed="1"/>
-    <w:lsdException w:name="index 2" w:semiHidden="1" w:unhideWhenUsed="1"/>
-    <w:lsdException w:name="index 3" w:semiHidden="1" w:unhideWhenUsed="1"/>
-    <w:lsdException w:name="index 4" w:semiHidden="1" w:unhideWhenUsed="1"/>
-    <w:lsdException w:name="index 5" w:semiHidden="1" w:unhideWhenUsed="1"/>
-    <w:lsdException w:name="index 6" w:semiHidden="1" w:unhideWhenUsed="1"/>
-    <w:lsdException w:name="index 7" w:semiHidden="1" w:unhideWhenUsed="1"/>
-    <w:lsdException w:name="index 8" w:semiHidden="1" w:unhideWhenUsed="1"/>
-    <w:lsdException w:name="index 9" w:semiHidden="1" w:unhideWhenUsed="1"/>
-    <w:lsdException w:name="toc 1" w:semiHidden="1" w:uiPriority="39" w:unhideWhenUsed="1"/>
-    <w:lsdException w:name="toc 2" w:semiHidden="1" w:uiPriority="39" w:unhideWhenUsed="1"/>
-    <w:lsdException w:name="toc 3" w:semiHidden="1" w:uiPriority="39" w:unhideWhenUsed="1"/>
-    <w:lsdException w:name="toc 4" w:semiHidden="1" w:uiPriority="39" w:unhideWhenUsed="1"/>
-    <w:lsdException w:name="toc 5" w:semiHidden="1" w:uiPriority="39" w:unhideWhenUsed="1"/>
-    <w:lsdException w:name="toc 6" w:semiHidden="1" w:uiPriority="39" w:unhideWhenUsed="1"/>
-    <w:lsdException w:name="toc 7" w:semiHidden="1" w:uiPriority="39" w:unhideWhenUsed="1"/>
-    <w:lsdException w:name="toc 8" w:semiHidden="1" w:uiPriority="39" w:unhideWhenUsed="1"/>
-    <w:lsdException w:name="toc 9" w:semiHidden="1" w:uiPriority="39" w:unhideWhenUsed="1"/>
-    <w:lsdException w:name="Normal Indent" w:semiHidden="1" w:unhideWhenUsed="1"/>
-    <w:lsdException w:name="footnote text" w:semiHidden="1" w:unhideWhenUsed="1"/>
-    <w:lsdException w:name="annotation text" w:semiHidden="1" w:unhideWhenUsed="1"/>
-    <w:lsdException w:name="header" w:semiHidden="1" w:unhideWhenUsed="1"/>
-    <w:lsdException w:name="footer" w:semiHidden="1" w:unhideWhenUsed="1"/>
-    <w:lsdException w:name="index heading" w:semiHidden="1" w:unhideWhenUsed="1"/>
-    <w:lsdException w:name="caption" w:semiHidden="1" w:uiPriority="35" w:unhideWhenUsed="1" w:qFormat="1"/>
-    <w:lsdException w:name="table of figures" w:semiHidden="1" w:unhideWhenUsed="1"/>
-    <w:lsdException w:name="envelope address" w:semiHidden="1" w:unhideWhenUsed="1"/>
-    <w:lsdException w:name="envelope return" w:semiHidden="1" w:unhideWhenUsed="1"/>
-    <w:lsdException w:name="footnote reference" w:semiHidden="1" w:unhideWhenUsed="1"/>
-    <w:lsdException w:name="annotation reference" w:semiHidden="1" w:unhideWhenUsed="1"/>
-    <w:lsdException w:name="line number" w:semiHidden="1" w:unhideWhenUsed="1"/>
-    <w:lsdException w:name="page number" w:semiHidden="1" w:unhideWhenUsed="1"/>
-    <w:lsdException w:name="endnote reference" w:semiHidden="1" w:unhideWhenUsed="1"/>
-    <w:lsdException w:name="endnote text" w:semiHidden="1" w:unhideWhenUsed="1"/>
-    <w:lsdException w:name="table of authorities" w:semiHidden="1" w:unhideWhenUsed="1"/>
-    <w:lsdException w:name="macro" w:semiHidden="1" w:unhideWhenUsed="1"/>
-    <w:lsdException w:name="toa heading" w:semiHidden="1" w:unhideWhenUsed="1"/>
-    <w:lsdException w:name="List" w:semiHidden="1" w:unhideWhenUsed="1"/>
-    <w:lsdException w:name="List Bullet" w:semiHidden="1" w:unhideWhenUsed="1"/>
-    <w:lsdException w:name="List Number" w:semiHidden="1" w:unhideWhenUsed="1"/>
-    <w:lsdException w:name="List 2" w:semiHidden="1" w:unhideWhenUsed="1"/>
-    <w:lsdException w:name="List 3" w:semiHidden="1" w:unhideWhenUsed="1"/>
-    <w:lsdException w:name="List 4" w:semiHidden="1" w:unhideWhenUsed="1"/>
-    <w:lsdException w:name="List 5" w:semiHidden="1" w:unhideWhenUsed="1"/>
-    <w:lsdException w:name="List Bullet 2" w:semiHidden="1" w:unhideWhenUsed="1"/>
-    <w:lsdException w:name="List Bullet 3" w:semiHidden="1" w:unhideWhenUsed="1"/>
-    <w:lsdException w:name="List Bullet 4" w:semiHidden="1" w:unhideWhenUsed="1"/>
-    <w:lsdException w:name="List Bullet 5" w:semiHidden="1" w:unhideWhenUsed="1"/>
-    <w:lsdException w:name="List Number 2" w:semiHidden="1" w:unhideWhenUsed="1"/>
-    <w:lsdException w:name="List Number 3" w:semiHidden="1" w:unhideWhenUsed="1"/>
-    <w:lsdException w:name="List Number 4" w:semiHidden="1" w:unhideWhenUsed="1"/>
-    <w:lsdException w:name="List Number 5" w:semiHidden="1" w:unhideWhenUsed="1"/>
-    <w:lsdException w:name="Title" w:uiPriority="10" w:qFormat="1"/>
-    <w:lsdException w:name="Closing" w:semiHidden="1" w:unhideWhenUsed="1"/>
-    <w:lsdException w:name="Signature" w:semiHidden="1" w:unhideWhenUsed="1"/>
-    <w:lsdException w:name="Default Paragraph Font" w:semiHidden="1" w:uiPriority="1" w:unhideWhenUsed="1"/>
-    <w:lsdException w:name="Body Text" w:semiHidden="1" w:unhideWhenUsed="1"/>
-    <w:lsdException w:name="Body Text Indent" w:semiHidden="1" w:unhideWhenUsed="1"/>
-    <w:lsdException w:name="List Continue" w:semiHidden="1" w:unhideWhenUsed="1"/>
-    <w:lsdException w:name="List Continue 2" w:semiHidden="1" w:unhideWhenUsed="1"/>
-    <w:lsdException w:name="List Continue 3" w:semiHidden="1" w:unhideWhenUsed="1"/>
-    <w:lsdException w:name="List Continue 4" w:semiHidden="1" w:unhideWhenUsed="1"/>
-    <w:lsdException w:name="List Continue 5" w:semiHidden="1" w:unhideWhenUsed="1"/>
-    <w:lsdException w:name="Message Header" w:semiHidden="1" w:unhideWhenUsed="1"/>
-    <w:lsdException w:name="Subtitle" w:uiPriority="11" w:qFormat="1"/>
-    <w:lsdException w:name="Salutation" w:semiHidden="1" w:unhideWhenUsed="1"/>
-    <w:lsdException w:name="Date" w:semiHidden="1" w:unhideWhenUsed="1"/>
-    <w:lsdException w:name="Body Text First Indent" w:semiHidden="1" w:unhideWhenUsed="1"/>
-    <w:lsdException w:name="Body Text First Indent 2" w:semiHidden="1" w:unhideWhenUsed="1"/>
-    <w:lsdException w:name="Note Heading" w:semiHidden="1" w:unhideWhenUsed="1"/>
-    <w:lsdException w:name="Body Text 2" w:semiHidden="1" w:unhideWhenUsed="1"/>
-    <w:lsdException w:name="Body Text 3" w:semiHidden="1" w:unhideWhenUsed="1"/>
-    <w:lsdException w:name="Body Text Indent 2" w:semiHidden="1" w:unhideWhenUsed="1"/>
-    <w:lsdException w:name="Body Text Indent 3" w:semiHidden="1" w:unhideWhenUsed="1"/>
-    <w:lsdException w:name="Block Text" w:semiHidden="1" w:unhideWhenUsed="1"/>
-    <w:lsdException w:name="Hyperlink" w:semiHidden="1" w:unhideWhenUsed="1"/>
-    <w:lsdException w:name="FollowedHyperlink" w:semiHidden="1" w:unhideWhenUsed="1"/>
-    <w:lsdException w:name="Strong" w:uiPriority="22" w:qFormat="1"/>
-    <w:lsdException w:name="Emphasis" w:uiPriority="20" w:qFormat="1"/>
-    <w:lsdException w:name="Document Map" w:semiHidden="1" w:unhideWhenUsed="1"/>
-    <w:lsdException w:name="Plain Text" w:semiHidden="1" w:unhideWhenUsed="1"/>
-    <w:lsdException w:name="E-mail Signature" w:semiHidden="1" w:unhideWhenUsed="1"/>
-    <w:lsdException w:name="HTML Top of Form" w:semiHidden="1" w:unhideWhenUsed="1"/>
-    <w:lsdException w:name="HTML Bottom of Form" w:semiHidden="1" w:unhideWhenUsed="1"/>
-    <w:lsdException w:name="Normal (Web)" w:semiHidden="1" w:unhideWhenUsed="1"/>
-    <w:lsdException w:name="HTML Acronym" w:semiHidden="1" w:unhideWhenUsed="1"/>
-    <w:lsdException w:name="HTML Address" w:semiHidden="1" w:unhideWhenUsed="1"/>
-    <w:lsdException w:name="HTML Cite" w:semiHidden="1" w:unhideWhenUsed="1"/>
-    <w:lsdException w:name="HTML Code" w:semiHidden="1" w:unhideWhenUsed="1"/>
-    <w:lsdException w:name="HTML Definition" w:semiHidden="1" w:unhideWhenUsed="1"/>
-    <w:lsdException w:name="HTML Keyboard" w:semiHidden="1" w:unhideWhenUsed="1"/>
-    <w:lsdException w:name="HTML Preformatted" w:semiHidden="1" w:unhideWhenUsed="1"/>
-    <w:lsdException w:name="HTML Sample" w:semiHidden="1" w:unhideWhenUsed="1"/>
-    <w:lsdException w:name="HTML Typewriter" w:semiHidden="1" w:unhideWhenUsed="1"/>
-    <w:lsdException w:name="HTML Variable" w:semiHidden="1" w:unhideWhenUsed="1"/>
-    <w:lsdException w:name="Normal Table" w:semiHidden="1" w:unhideWhenUsed="1"/>
-    <w:lsdException w:name="annotation subject" w:semiHidden="1" w:unhideWhenUsed="1"/>
-    <w:lsdException w:name="No List" w:semiHidden="1" w:unhideWhenUsed="1"/>
-    <w:lsdException w:name="Outline List 1" w:semiHidden="1" w:unhideWhenUsed="1"/>
-    <w:lsdException w:name="Outline List 2" w:semiHidden="1" w:unhideWhenUsed="1"/>
-    <w:lsdException w:name="Outline List 3" w:semiHidden="1" w:unhideWhenUsed="1"/>
-    <w:lsdException w:name="Table Simple 1" w:semiHidden="1" w:unhideWhenUsed="1"/>
-    <w:lsdException w:name="Table Simple 2" w:semiHidden="1" w:unhideWhenUsed="1"/>
-    <w:lsdException w:name="Table Simple 3" w:semiHidden="1" w:unhideWhenUsed="1"/>
-    <w:lsdException w:name="Table Classic 1" w:semiHidden="1" w:unhideWhenUsed="1"/>
-    <w:lsdException w:name="Table Classic 2" w:semiHidden="1" w:unhideWhenUsed="1"/>
-    <w:lsdException w:name="Table Classic 3" w:semiHidden="1" w:unhideWhenUsed="1"/>
-    <w:lsdException w:name="Table Classic 4" w:semiHidden="1" w:unhideWhenUsed="1"/>
-    <w:lsdException w:name="Table Colorful 1" w:semiHidden="1" w:unhideWhenUsed="1"/>
-    <w:lsdException w:name="Table Colorful 2" w:semiHidden="1" w:unhideWhenUsed="1"/>
-    <w:lsdException w:name="Table Colorful 3" w:semiHidden="1" w:unhideWhenUsed="1"/>
-    <w:lsdException w:name="Table Columns 1" w:semiHidden="1" w:unhideWhenUsed="1"/>
-    <w:lsdException w:name="Table Columns 2" w:semiHidden="1" w:unhideWhenUsed="1"/>
-    <w:lsdException w:name="Table Columns 3" w:semiHidden="1" w:unhideWhenUsed="1"/>
-    <w:lsdException w:name="Table Columns 4" w:semiHidden="1" w:unhideWhenUsed="1"/>
-    <w:lsdException w:name="Table Columns 5" w:semiHidden="1" w:unhideWhenUsed="1"/>
-    <w:lsdException w:name="Table Grid 1" w:semiHidden="1" w:unhideWhenUsed="1"/>
-    <w:lsdException w:name="Table Grid 2" w:semiHidden="1" w:unhideWhenUsed="1"/>
-    <w:lsdException w:name="Table Grid 3" w:semiHidden="1" w:unhideWhenUsed="1"/>
-    <w:lsdException w:name="Table Grid 4" w:semiHidden="1" w:unhideWhenUsed="1"/>
-    <w:lsdException w:name="Table Grid 5" w:semiHidden="1" w:unhideWhenUsed="1"/>
-    <w:lsdException w:name="Table Grid 6" w:semiHidden="1" w:unhideWhenUsed="1"/>
-    <w:lsdException w:name="Table Grid 7" w:semiHidden="1" w:unhideWhenUsed="1"/>
-    <w:lsdException w:name="Table Grid 8" w:semiHidden="1" w:unhideWhenUsed="1"/>
-    <w:lsdException w:name="Table List 1" w:semiHidden="1" w:unhideWhenUsed="1"/>
-    <w:lsdException w:name="Table List 2" w:semiHidden="1" w:unhideWhenUsed="1"/>
-    <w:lsdException w:name="Table List 3" w:semiHidden="1" w:unhideWhenUsed="1"/>
-    <w:lsdException w:name="Table List 4" w:semiHidden="1" w:unhideWhenUsed="1"/>
-    <w:lsdException w:name="Table List 5" w:semiHidden="1" w:unhideWhenUsed="1"/>
-    <w:lsdException w:name="Table List 6" w:semiHidden="1" w:unhideWhenUsed="1"/>
-    <w:lsdException w:name="Table List 7" w:semiHidden="1" w:unhideWhenUsed="1"/>
-    <w:lsdException w:name="Table List 8" w:semiHidden="1" w:unhideWhenUsed="1"/>
-    <w:lsdException w:name="Table 3D effects 1" w:semiHidden="1" w:unhideWhenUsed="1"/>
-    <w:lsdException w:name="Table 3D effects 2" w:semiHidden="1" w:unhideWhenUsed="1"/>
-    <w:lsdException w:name="Table 3D effects 3" w:semiHidden="1" w:unhideWhenUsed="1"/>
-    <w:lsdException w:name="Table Contemporary" w:semiHidden="1" w:unhideWhenUsed="1"/>
-    <w:lsdException w:name="Table Elegant" w:semiHidden="1" w:unhideWhenUsed="1"/>
-    <w:lsdException w:name="Table Professional" w:semiHidden="1" w:unhideWhenUsed="1"/>
-    <w:lsdException w:name="Table Subtle 1" w:semiHidden="1" w:unhideWhenUsed="1"/>
-    <w:lsdException w:name="Table Subtle 2" w:semiHidden="1" w:unhideWhenUsed="1"/>
-    <w:lsdException w:name="Table Web 1" w:semiHidden="1" w:unhideWhenUsed="1"/>
-    <w:lsdException w:name="Table Web 2" w:semiHidden="1" w:unhideWhenUsed="1"/>
-    <w:lsdException w:name="Table Web 3" w:semiHidden="1" w:unhideWhenUsed="1"/>
-    <w:lsdException w:name="Balloon Text" w:semiHidden="1" w:unhideWhenUsed="1"/>
-    <w:lsdException w:name="Table Grid" w:uiPriority="39"/>
-    <w:lsdException w:name="Table Theme" w:semiHidden="1" w:unhideWhenUsed="1"/>
-    <w:lsdException w:name="Placeholder Text" w:semiHidden="1"/>
-    <w:lsdException w:name="No Spacing" w:uiPriority="1" w:qFormat="1"/>
-    <w:lsdException w:name="Light Shading" w:uiPriority="60"/>
-    <w:lsdException w:name="Light List" w:uiPriority="61"/>
-    <w:lsdException w:name="Light Grid" w:uiPriority="62"/>
-    <w:lsdException w:name="Medium Shading 1" w:uiPriority="63"/>
-    <w:lsdException w:name="Medium Shading 2" w:uiPriority="64"/>
-    <w:lsdException w:name="Medium List 1" w:uiPriority="65"/>
-    <w:lsdException w:name="Medium List 2" w:uiPriority="66"/>
-    <w:lsdException w:name="Medium Grid 1" w:uiPriority="67"/>
-    <w:lsdException w:name="Medium Grid 2" w:uiPriority="68"/>
-    <w:lsdException w:name="Medium Grid 3" w:uiPriority="69"/>
-    <w:lsdException w:name="Dark List" w:uiPriority="70"/>
-    <w:lsdException w:name="Colorful Shading" w:uiPriority="71"/>
-    <w:lsdException w:name="Colorful List" w:uiPriority="72"/>
-    <w:lsdException w:name="Colorful Grid" w:uiPriority="73"/>
-    <w:lsdException w:name="Light Shading Accent 1" w:uiPriority="60"/>
-    <w:lsdException w:name="Light List Accent 1" w:uiPriority="61"/>
-    <w:lsdException w:name="Light Grid Accent 1" w:uiPriority="62"/>
-    <w:lsdException w:name="Medium Shading 1 Accent 1" w:uiPriority="63"/>
-    <w:lsdException w:name="Medium Shading 2 Accent 1" w:uiPriority="64"/>
-    <w:lsdException w:name="Medium List 1 Accent 1" w:uiPriority="65"/>
-    <w:lsdException w:name="Revision" w:semiHidden="1"/>
-    <w:lsdException w:name="List Paragraph" w:uiPriority="34" w:qFormat="1"/>
-    <w:lsdException w:name="Quote" w:uiPriority="29" w:qFormat="1"/>
-    <w:lsdException w:name="Intense Quote" w:uiPriority="30" w:qFormat="1"/>
-    <w:lsdException w:name="Medium List 2 Accent 1" w:uiPriority="66"/>
-    <w:lsdException w:name="Medium Grid 1 Accent 1" w:uiPriority="67"/>
-    <w:lsdException w:name="Medium Grid 2 Accent 1" w:uiPriority="68"/>
-    <w:lsdException w:name="Medium Grid 3 Accent 1" w:uiPriority="69"/>
-    <w:lsdException w:name="Dark List Accent 1" w:uiPriority="70"/>
-    <w:lsdException w:name="Colorful Shading Accent 1" w:uiPriority="71"/>
-    <w:lsdException w:name="Colorful List Accent 1" w:uiPriority="72"/>
-    <w:lsdException w:name="Colorful Grid Accent 1" w:uiPriority="73"/>
-    <w:lsdException w:name="Light Shading Accent 2" w:uiPriority="60"/>
-    <w:lsdException w:name="Light List Accent 2" w:uiPriority="61"/>
-    <w:lsdException w:name="Light Grid Accent 2" w:uiPriority="62"/>
-    <w:lsdException w:name="Medium Shading 1 Accent 2" w:uiPriority="63"/>
-    <w:lsdException w:name="Medium Shading 2 Accent 2" w:uiPriority="64"/>
-    <w:lsdException w:name="Medium List 1 Accent 2" w:uiPriority="65"/>
-    <w:lsdException w:name="Medium List 2 Accent 2" w:uiPriority="66"/>
-    <w:lsdException w:name="Medium Grid 1 Accent 2" w:uiPriority="67"/>
-    <w:lsdException w:name="Medium Grid 2 Accent 2" w:uiPriority="68"/>
-    <w:lsdException w:name="Medium Grid 3 Accent 2" w:uiPriority="69"/>
-    <w:lsdException w:name="Dark List Accent 2" w:uiPriority="70"/>
-    <w:lsdException w:name="Colorful Shading Accent 2" w:uiPriority="71"/>
-    <w:lsdException w:name="Colorful List Accent 2" w:uiPriority="72"/>
-    <w:lsdException w:name="Colorful Grid Accent 2" w:uiPriority="73"/>
-    <w:lsdException w:name="Light Shading Accent 3" w:uiPriority="60"/>
-    <w:lsdException w:name="Light List Accent 3" w:uiPriority="61"/>
-    <w:lsdException w:name="Light Grid Accent 3" w:uiPriority="62"/>
-    <w:lsdException w:name="Medium Shading 1 Accent 3" w:uiPriority="63"/>
-    <w:lsdException w:name="Medium Shading 2 Accent 3" w:uiPriority="64"/>
-    <w:lsdException w:name="Medium List 1 Accent 3" w:uiPriority="65"/>
-    <w:lsdException w:name="Medium List 2 Accent 3" w:uiPriority="66"/>
-    <w:lsdException w:name="Medium Grid 1 Accent 3" w:uiPriority="67"/>
-    <w:lsdException w:name="Medium Grid 2 Accent 3" w:uiPriority="68"/>
-    <w:lsdException w:name="Medium Grid 3 Accent 3" w:uiPriority="69"/>
-    <w:lsdException w:name="Dark List Accent 3" w:uiPriority="70"/>
-    <w:lsdException w:name="Colorful Shading Accent 3" w:uiPriority="71"/>
-    <w:lsdException w:name="Colorful List Accent 3" w:uiPriority="72"/>
-    <w:lsdException w:name="Colorful Grid Accent 3" w:uiPriority="73"/>
-    <w:lsdException w:name="Light Shading Accent 4" w:uiPriority="60"/>
-    <w:lsdException w:name="Light List Accent 4" w:uiPriority="61"/>
-    <w:lsdException w:name="Light Grid Accent 4" w:uiPriority="62"/>
-    <w:lsdException w:name="Medium Shading 1 Accent 4" w:uiPriority="63"/>
-    <w:lsdException w:name="Medium Shading 2 Accent 4" w:uiPriority="64"/>
-    <w:lsdException w:name="Medium List 1 Accent 4" w:uiPriority="65"/>
-    <w:lsdException w:name="Medium List 2 Accent 4" w:uiPriority="66"/>
-    <w:lsdException w:name="Medium Grid 1 Accent 4" w:uiPriority="67"/>
-    <w:lsdException w:name="Medium Grid 2 Accent 4" w:uiPriority="68"/>
-    <w:lsdException w:name="Medium Grid 3 Accent 4" w:uiPriority="69"/>
-    <w:lsdException w:name="Dark List Accent 4" w:uiPriority="70"/>
-    <w:lsdException w:name="Colorful Shading Accent 4" w:uiPriority="71"/>
-    <w:lsdException w:name="Colorful List Accent 4" w:uiPriority="72"/>
-    <w:lsdException w:name="Colorful Grid Accent 4" w:uiPriority="73"/>
-    <w:lsdException w:name="Light Shading Accent 5" w:uiPriority="60"/>
-    <w:lsdException w:name="Light List Accent 5" w:uiPriority="61"/>
-    <w:lsdException w:name="Light Grid Accent 5" w:uiPriority="62"/>
-    <w:lsdException w:name="Medium Shading 1 Accent 5" w:uiPriority="63"/>
-    <w:lsdException w:name="Medium Shading 2 Accent 5" w:uiPriority="64"/>
-    <w:lsdException w:name="Medium List 1 Accent 5" w:uiPriority="65"/>
-    <w:lsdException w:name="Medium List 2 Accent 5" w:uiPriority="66"/>
-    <w:lsdException w:name="Medium Grid 1 Accent 5" w:uiPriority="67"/>
-    <w:lsdException w:name="Medium Grid 2 Accent 5" w:uiPriority="68"/>
-    <w:lsdException w:name="Medium Grid 3 Accent 5" w:uiPriority="69"/>
-    <w:lsdException w:name="Dark List Accent 5" w:uiPriority="70"/>
-    <w:lsdException w:name="Colorful Shading Accent 5" w:uiPriority="71"/>
-    <w:lsdException w:name="Colorful List Accent 5" w:uiPriority="72"/>
-    <w:lsdException w:name="Colorful Grid Accent 5" w:uiPriority="73"/>
-    <w:lsdException w:name="Light Shading Accent 6" w:uiPriority="60"/>
-    <w:lsdException w:name="Light List Accent 6" w:uiPriority="61"/>
-    <w:lsdException w:name="Light Grid Accent 6" w:uiPriority="62"/>
-    <w:lsdException w:name="Medium Shading 1 Accent 6" w:uiPriority="63"/>
-    <w:lsdException w:name="Medium Shading 2 Accent 6" w:uiPriority="64"/>
-    <w:lsdException w:name="Medium List 1 Accent 6" w:uiPriority="65"/>
-    <w:lsdException w:name="Medium List 2 Accent 6" w:uiPriority="66"/>
-    <w:lsdException w:name="Medium Grid 1 Accent 6" w:uiPriority="67"/>
-    <w:lsdException w:name="Medium Grid 2 Accent 6" w:uiPriority="68"/>
-    <w:lsdException w:name="Medium Grid 3 Accent 6" w:uiPriority="69"/>
-    <w:lsdException w:name="Dark List Accent 6" w:uiPriority="70"/>
-    <w:lsdException w:name="Colorful Shading Accent 6" w:uiPriority="71"/>
-    <w:lsdException w:name="Colorful List Accent 6" w:uiPriority="72"/>
-    <w:lsdException w:name="Colorful Grid Accent 6" w:uiPriority="73"/>
-    <w:lsdException w:name="Subtle Emphasis" w:uiPriority="19" w:qFormat="1"/>
-    <w:lsdException w:name="Intense Emphasis" w:uiPriority="21" w:qFormat="1"/>
-    <w:lsdException w:name="Subtle Reference" w:uiPriority="31" w:qFormat="1"/>
-    <w:lsdException w:name="Intense Reference" w:uiPriority="32" w:qFormat="1"/>
-    <w:lsdException w:name="Book Title" w:uiPriority="33" w:qFormat="1"/>
-    <w:lsdException w:name="Bibliography" w:semiHidden="1" w:uiPriority="37" w:unhideWhenUsed="1"/>
-    <w:lsdException w:name="TOC Heading" w:semiHidden="1" w:uiPriority="39" w:unhideWhenUsed="1" w:qFormat="1"/>
-    <w:lsdException w:name="Plain Table 1" w:uiPriority="41"/>
-    <w:lsdException w:name="Plain Table 2" w:uiPriority="42"/>
-    <w:lsdException w:name="Plain Table 3" w:uiPriority="43"/>
-    <w:lsdException w:name="Plain Table 4" w:uiPriority="44"/>
-    <w:lsdException w:name="Plain Table 5" w:uiPriority="45"/>
-    <w:lsdException w:name="Grid Table Light" w:uiPriority="40"/>
-    <w:lsdException w:name="Grid Table 1 Light" w:uiPriority="46"/>
-    <w:lsdException w:name="Grid Table 2" w:uiPriority="47"/>
-    <w:lsdException w:name="Grid Table 3" w:uiPriority="48"/>
-    <w:lsdException w:name="Grid Table 4" w:uiPriority="49"/>
-    <w:lsdException w:name="Grid Table 5 Dark" w:uiPriority="50"/>
-    <w:lsdException w:name="Grid Table 6 Colorful" w:uiPriority="51"/>
-    <w:lsdException w:name="Grid Table 7 Colorful" w:uiPriority="52"/>
-    <w:lsdException w:name="Grid Table 1 Light Accent 1" w:uiPriority="46"/>
-    <w:lsdException w:name="Grid Table 2 Accent 1" w:uiPriority="47"/>
-    <w:lsdException w:name="Grid Table 3 Accent 1" w:uiPriority="48"/>
-    <w:lsdException w:name="Grid Table 4 Accent 1" w:uiPriority="49"/>
-    <w:lsdException w:name="Grid Table 5 Dark Accent 1" w:uiPriority="50"/>
-    <w:lsdException w:name="Grid Table 6 Colorful Accent 1" w:uiPriority="51"/>
-    <w:lsdException w:name="Grid Table 7 Colorful Accent 1" w:uiPriority="52"/>
-    <w:lsdException w:name="Grid Table 1 Light Accent 2" w:uiPriority="46"/>
-    <w:lsdException w:name="Grid Table 2 Accent 2" w:uiPriority="47"/>
-    <w:lsdException w:name="Grid Table 3 Accent 2" w:uiPriority="48"/>
-    <w:lsdException w:name="Grid Table 4 Accent 2" w:uiPriority="49"/>
-    <w:lsdException w:name="Grid Table 5 Dark Accent 2" w:uiPriority="50"/>
-    <w:lsdException w:name="Grid Table 6 Colorful Accent 2" w:uiPriority="51"/>
-    <w:lsdException w:name="Grid Table 7 Colorful Accent 2" w:uiPriority="52"/>
-    <w:lsdException w:name="Grid Table 1 Light Accent 3" w:uiPriority="46"/>
-    <w:lsdException w:name="Grid Table 2 Accent 3" w:uiPriority="47"/>
-    <w:lsdException w:name="Grid Table 3 Accent 3" w:uiPriority="48"/>
-    <w:lsdException w:name="Grid Table 4 Accent 3" w:uiPriority="49"/>
-    <w:lsdException w:name="Grid Table 5 Dark Accent 3" w:uiPriority="50"/>
-    <w:lsdException w:name="Grid Table 6 Colorful Accent 3" w:uiPriority="51"/>
-    <w:lsdException w:name="Grid Table 7 Colorful Accent 3" w:uiPriority="52"/>
-    <w:lsdException w:name="Grid Table 1 Light Accent 4" w:uiPriority="46"/>
-    <w:lsdException w:name="Grid Table 2 Accent 4" w:uiPriority="47"/>
-    <w:lsdException w:name="Grid Table 3 Accent 4" w:uiPriority="48"/>
-    <w:lsdException w:name="Grid Table 4 Accent 4" w:uiPriority="49"/>
-    <w:lsdException w:name="Grid Table 5 Dark Accent 4" w:uiPriority="50"/>
-    <w:lsdException w:name="Grid Table 6 Colorful Accent 4" w:uiPriority="51"/>
-    <w:lsdException w:name="Grid Table 7 Colorful Accent 4" w:uiPriority="52"/>
-    <w:lsdException w:name="Grid Table 1 Light Accent 5" w:uiPriority="46"/>
-    <w:lsdException w:name="Grid Table 2 Accent 5" w:uiPriority="47"/>
-    <w:lsdException w:name="Grid Table 3 Accent 5" w:uiPriority="48"/>
-    <w:lsdException w:name="Grid Table 4 Accent 5" w:uiPriority="49"/>
-    <w:lsdException w:name="Grid Table 5 Dark Accent 5" w:uiPriority="50"/>
-    <w:lsdException w:name="Grid Table 6 Colorful Accent 5" w:uiPriority="51"/>
-    <w:lsdException w:name="Grid Table 7 Colorful Accent 5" w:uiPriority="52"/>
-    <w:lsdException w:name="Grid Table 1 Light Accent 6" w:uiPriority="46"/>
-    <w:lsdException w:name="Grid Table 2 Accent 6" w:uiPriority="47"/>
-    <w:lsdException w:name="Grid Table 3 Accent 6" w:uiPriority="48"/>
-    <w:lsdException w:name="Grid Table 4 Accent 6" w:uiPriority="49"/>
-    <w:lsdException w:name="Grid Table 5 Dark Accent 6" w:uiPriority="50"/>
-    <w:lsdException w:name="Grid Table 6 Colorful Accent 6" w:uiPriority="51"/>
-    <w:lsdException w:name="Grid Table 7 Colorful Accent 6" w:uiPriority="52"/>
-    <w:lsdException w:name="List Table 1 Light" w:uiPriority="46"/>
-    <w:lsdException w:name="List Table 2" w:uiPriority="47"/>
-    <w:lsdException w:name="List Table 3" w:uiPriority="48"/>
-    <w:lsdException w:name="List Table 4" w:uiPriority="49"/>
-    <w:lsdException w:name="List Table 5 Dark" w:uiPriority="50"/>
-    <w:lsdException w:name="List Table 6 Colorful" w:uiPriority="51"/>
-    <w:lsdException w:name="List Table 7 Colorful" w:uiPriority="52"/>
-    <w:lsdException w:name="List Table 1 Light Accent 1" w:uiPriority="46"/>
-    <w:lsdException w:name="List Table 2 Accent 1" w:uiPriority="47"/>
-    <w:lsdException w:name="List Table 3 Accent 1" w:uiPriority="48"/>
-    <w:lsdException w:name="List Table 4 Accent 1" w:uiPriority="49"/>
-    <w:lsdException w:name="List Table 5 Dark Accent 1" w:uiPriority="50"/>
-    <w:lsdException w:name="List Table 6 Colorful Accent 1" w:uiPriority="51"/>
-    <w:lsdException w:name="List Table 7 Colorful Accent 1" w:uiPriority="52"/>
-    <w:lsdException w:name="List Table 1 Light Accent 2" w:uiPriority="46"/>
-    <w:lsdException w:name="List Table 2 Accent 2" w:uiPriority="47"/>
-    <w:lsdException w:name="List Table 3 Accent 2" w:uiPriority="48"/>
-    <w:lsdException w:name="List Table 4 Accent 2" w:uiPriority="49"/>
-    <w:lsdException w:name="List Table 5 Dark Accent 2" w:uiPriority="50"/>
-    <w:lsdException w:name="List Table 6 Colorful Accent 2" w:uiPriority="51"/>
-    <w:lsdException w:name="List Table 7 Colorful Accent 2" w:uiPriority="52"/>
-    <w:lsdException w:name="List Table 1 Light Accent 3" w:uiPriority="46"/>
-    <w:lsdException w:name="List Table 2 Accent 3" w:uiPriority="47"/>
-    <w:lsdException w:name="List Table 3 Accent 3" w:uiPriority="48"/>
-    <w:lsdException w:name="List Table 4 Accent 3" w:uiPriority="49"/>
-    <w:lsdException w:name="List Table 5 Dark Accent 3" w:uiPriority="50"/>
-    <w:lsdException w:name="List Table 6 Colorful Accent 3" w:uiPriority="51"/>
-    <w:lsdException w:name="List Table 7 Colorful Accent 3" w:uiPriority="52"/>
-    <w:lsdException w:name="List Table 1 Light Accent 4" w:uiPriority="46"/>
-    <w:lsdException w:name="List Table 2 Accent 4" w:uiPriority="47"/>
-    <w:lsdException w:name="List Table 3 Accent 4" w:uiPriority="48"/>
-    <w:lsdException w:name="List Table 4 Accent 4" w:uiPriority="49"/>
-    <w:lsdException w:name="List Table 5 Dark Accent 4" w:uiPriority="50"/>
-    <w:lsdException w:name="List Table 6 Colorful Accent 4" w:uiPriority="51"/>
-    <w:lsdException w:name="List Table 7 Colorful Accent 4" w:uiPriority="52"/>
-    <w:lsdException w:name="List Table 1 Light Accent 5" w:uiPriority="46"/>
-    <w:lsdException w:name="List Table 2 Accent 5" w:uiPriority="47"/>
-    <w:lsdException w:name="List Table 3 Accent 5" w:uiPriority="48"/>
-    <w:lsdException w:name="List Table 4 Accent 5" w:uiPriority="49"/>
-    <w:lsdException w:name="List Table 5 Dark Accent 5" w:uiPriority="50"/>
-    <w:lsdException w:name="List Table 6 Colorful Accent 5" w:uiPriority="51"/>
-    <w:lsdException w:name="List Table 7 Colorful Accent 5" w:uiPriority="52"/>
-    <w:lsdException w:name="List Table 1 Light Accent 6" w:uiPriority="46"/>
-    <w:lsdException w:name="List Table 2 Accent 6" w:uiPriority="47"/>
-    <w:lsdException w:name="List Table 3 Accent 6" w:uiPriority="48"/>
-    <w:lsdException w:name="List Table 4 Accent 6" w:uiPriority="49"/>
-    <w:lsdException w:name="List Table 5 Dark Accent 6" w:uiPriority="50"/>
-    <w:lsdException w:name="List Table 6 Colorful Accent 6" w:uiPriority="51"/>
-    <w:lsdException w:name="List Table 7 Colorful Accent 6" w:uiPriority="52"/>
-    <w:lsdException w:name="Mention" w:semiHidden="1" w:unhideWhenUsed="1"/>
-    <w:lsdException w:name="Smart Hyperlink" w:semiHidden="1" w:unhideWhenUsed="1"/>
-    <w:lsdException w:name="Hashtag" w:semiHidden="1" w:unhideWhenUsed="1"/>
-    <w:lsdException w:name="Unresolved Mention" w:semiHidden="1" w:unhideWhenUsed="1"/>
-    <w:lsdException w:name="Smart Link" w:semiHidden="1" w:unhideWhenUsed="1"/>
+  <w:latentStyles w:count="260" w:defQFormat="0" w:defUnhideWhenUsed="1" w:defSemiHidden="1" w:defUIPriority="99" w:defLockedState="0">
+    <w:lsdException w:qFormat="1" w:unhideWhenUsed="0" w:uiPriority="0" w:semiHidden="0" w:name="Normal"/>
+    <w:lsdException w:qFormat="1" w:unhideWhenUsed="0" w:uiPriority="9" w:semiHidden="0" w:name="heading 1"/>
+    <w:lsdException w:qFormat="1" w:uiPriority="9" w:name="heading 2"/>
+    <w:lsdException w:qFormat="1" w:uiPriority="9" w:name="heading 3"/>
+    <w:lsdException w:qFormat="1" w:uiPriority="9" w:name="heading 4"/>
+    <w:lsdException w:qFormat="1" w:uiPriority="9" w:name="heading 5"/>
+    <w:lsdException w:qFormat="1" w:uiPriority="9" w:name="heading 6"/>
+    <w:lsdException w:qFormat="1" w:uiPriority="9" w:name="heading 7"/>
+    <w:lsdException w:qFormat="1" w:uiPriority="9" w:name="heading 8"/>
+    <w:lsdException w:qFormat="1" w:uiPriority="9" w:name="heading 9"/>
+    <w:lsdException w:uiPriority="99" w:name="index 1"/>
+    <w:lsdException w:uiPriority="99" w:name="index 2"/>
+    <w:lsdException w:uiPriority="99" w:name="index 3"/>
+    <w:lsdException w:uiPriority="99" w:name="index 4"/>
+    <w:lsdException w:uiPriority="99" w:name="index 5"/>
+    <w:lsdException w:uiPriority="99" w:name="index 6"/>
+    <w:lsdException w:uiPriority="99" w:name="index 7"/>
+    <w:lsdException w:uiPriority="99" w:name="index 8"/>
+    <w:lsdException w:uiPriority="99" w:name="index 9"/>
+    <w:lsdException w:uiPriority="39" w:name="toc 1"/>
+    <w:lsdException w:uiPriority="39" w:name="toc 2"/>
+    <w:lsdException w:uiPriority="39" w:name="toc 3"/>
+    <w:lsdException w:uiPriority="39" w:name="toc 4"/>
+    <w:lsdException w:uiPriority="39" w:name="toc 5"/>
+    <w:lsdException w:uiPriority="39" w:name="toc 6"/>
+    <w:lsdException w:uiPriority="39" w:name="toc 7"/>
+    <w:lsdException w:uiPriority="39" w:name="toc 8"/>
+    <w:lsdException w:uiPriority="39" w:name="toc 9"/>
+    <w:lsdException w:uiPriority="99" w:name="Normal Indent"/>
+    <w:lsdException w:uiPriority="99" w:name="footnote text"/>
+    <w:lsdException w:uiPriority="99" w:name="annotation text"/>
+    <w:lsdException w:uiPriority="99" w:name="header"/>
+    <w:lsdException w:uiPriority="99" w:name="footer"/>
+    <w:lsdException w:uiPriority="99" w:name="index heading"/>
+    <w:lsdException w:qFormat="1" w:uiPriority="35" w:name="caption"/>
+    <w:lsdException w:uiPriority="99" w:name="table of figures"/>
+    <w:lsdException w:uiPriority="99" w:name="envelope address"/>
+    <w:lsdException w:uiPriority="99" w:name="envelope return"/>
+    <w:lsdException w:uiPriority="99" w:name="footnote reference"/>
+    <w:lsdException w:uiPriority="99" w:name="annotation reference"/>
+    <w:lsdException w:uiPriority="99" w:name="line number"/>
+    <w:lsdException w:uiPriority="99" w:name="page number"/>
+    <w:lsdException w:uiPriority="99" w:name="endnote reference"/>
+    <w:lsdException w:uiPriority="99" w:name="endnote text"/>
+    <w:lsdException w:uiPriority="99" w:name="table of authorities"/>
+    <w:lsdException w:uiPriority="99" w:name="macro"/>
+    <w:lsdException w:uiPriority="99" w:name="toa heading"/>
+    <w:lsdException w:uiPriority="99" w:name="List"/>
+    <w:lsdException w:uiPriority="99" w:name="List Bullet"/>
+    <w:lsdException w:uiPriority="99" w:name="List Number"/>
+    <w:lsdException w:uiPriority="99" w:name="List 2"/>
+    <w:lsdException w:uiPriority="99" w:name="List 3"/>
+    <w:lsdException w:uiPriority="99" w:name="List 4"/>
+    <w:lsdException w:uiPriority="99" w:name="List 5"/>
+    <w:lsdException w:uiPriority="99" w:name="List Bullet 2"/>
+    <w:lsdException w:uiPriority="99" w:name="List Bullet 3"/>
+    <w:lsdException w:uiPriority="99" w:name="List Bullet 4"/>
+    <w:lsdException w:uiPriority="99" w:name="List Bullet 5"/>
+    <w:lsdException w:uiPriority="99" w:name="List Number 2"/>
+    <w:lsdException w:uiPriority="99" w:name="List Number 3"/>
+    <w:lsdException w:uiPriority="99" w:name="List Number 4"/>
+    <w:lsdException w:uiPriority="99" w:name="List Number 5"/>
+    <w:lsdException w:qFormat="1" w:unhideWhenUsed="0" w:uiPriority="10" w:semiHidden="0" w:name="Title"/>
+    <w:lsdException w:uiPriority="99" w:name="Closing"/>
+    <w:lsdException w:uiPriority="99" w:name="Signature"/>
+    <w:lsdException w:uiPriority="1" w:semiHidden="0" w:name="Default Paragraph Font"/>
+    <w:lsdException w:uiPriority="99" w:name="Body Text"/>
+    <w:lsdException w:uiPriority="99" w:name="Body Text Indent"/>
+    <w:lsdException w:uiPriority="99" w:name="List Continue"/>
+    <w:lsdException w:uiPriority="99" w:name="List Continue 2"/>
+    <w:lsdException w:uiPriority="99" w:name="List Continue 3"/>
+    <w:lsdException w:uiPriority="99" w:name="List Continue 4"/>
+    <w:lsdException w:uiPriority="99" w:name="List Continue 5"/>
+    <w:lsdException w:uiPriority="99" w:name="Message Header"/>
+    <w:lsdException w:qFormat="1" w:unhideWhenUsed="0" w:uiPriority="11" w:semiHidden="0" w:name="Subtitle"/>
+    <w:lsdException w:uiPriority="99" w:name="Salutation"/>
+    <w:lsdException w:uiPriority="99" w:name="Date"/>
+    <w:lsdException w:uiPriority="99" w:name="Body Text First Indent"/>
+    <w:lsdException w:uiPriority="99" w:name="Body Text First Indent 2"/>
+    <w:lsdException w:uiPriority="99" w:name="Note Heading"/>
+    <w:lsdException w:uiPriority="99" w:name="Body Text 2"/>
+    <w:lsdException w:uiPriority="99" w:name="Body Text 3"/>
+    <w:lsdException w:uiPriority="99" w:name="Body Text Indent 2"/>
+    <w:lsdException w:uiPriority="99" w:name="Body Text Indent 3"/>
+    <w:lsdException w:uiPriority="99" w:name="Block Text"/>
+    <w:lsdException w:uiPriority="99" w:semiHidden="0" w:name="Hyperlink"/>
+    <w:lsdException w:uiPriority="99" w:name="FollowedHyperlink"/>
+    <w:lsdException w:qFormat="1" w:unhideWhenUsed="0" w:uiPriority="22" w:semiHidden="0" w:name="Strong"/>
+    <w:lsdException w:qFormat="1" w:unhideWhenUsed="0" w:uiPriority="20" w:semiHidden="0" w:name="Emphasis"/>
+    <w:lsdException w:uiPriority="99" w:name="Document Map"/>
+    <w:lsdException w:uiPriority="99" w:name="Plain Text"/>
+    <w:lsdException w:uiPriority="99" w:name="E-mail Signature"/>
+    <w:lsdException w:uiPriority="99" w:name="Normal (Web)"/>
+    <w:lsdException w:uiPriority="99" w:name="HTML Acronym"/>
+    <w:lsdException w:uiPriority="99" w:name="HTML Address"/>
+    <w:lsdException w:uiPriority="99" w:name="HTML Cite"/>
+    <w:lsdException w:uiPriority="99" w:name="HTML Code"/>
+    <w:lsdException w:uiPriority="99" w:name="HTML Definition"/>
+    <w:lsdException w:uiPriority="99" w:name="HTML Keyboard"/>
+    <w:lsdException w:uiPriority="99" w:name="HTML Preformatted"/>
+    <w:lsdException w:uiPriority="99" w:name="HTML Sample"/>
+    <w:lsdException w:uiPriority="99" w:name="HTML Typewriter"/>
+    <w:lsdException w:uiPriority="99" w:name="HTML Variable"/>
+    <w:lsdException w:uiPriority="99" w:name="Normal Table"/>
+    <w:lsdException w:uiPriority="99" w:name="annotation subject"/>
+    <w:lsdException w:uiPriority="99" w:name="Table Simple 1"/>
+    <w:lsdException w:uiPriority="99" w:name="Table Simple 2"/>
+    <w:lsdException w:uiPriority="99" w:name="Table Simple 3"/>
+    <w:lsdException w:uiPriority="99" w:name="Table Classic 1"/>
+    <w:lsdException w:uiPriority="99" w:name="Table Classic 2"/>
+    <w:lsdException w:uiPriority="99" w:name="Table Classic 3"/>
+    <w:lsdException w:uiPriority="99" w:name="Table Classic 4"/>
+    <w:lsdException w:uiPriority="99" w:name="Table Colorful 1"/>
+    <w:lsdException w:uiPriority="99" w:name="Table Colorful 2"/>
+    <w:lsdException w:uiPriority="99" w:name="Table Colorful 3"/>
+    <w:lsdException w:uiPriority="99" w:name="Table Columns 1"/>
+    <w:lsdException w:uiPriority="99" w:name="Table Columns 2"/>
+    <w:lsdException w:uiPriority="99" w:name="Table Columns 3"/>
+    <w:lsdException w:uiPriority="99" w:name="Table Columns 4"/>
+    <w:lsdException w:uiPriority="99" w:name="Table Columns 5"/>
+    <w:lsdException w:uiPriority="99" w:name="Table Grid 1"/>
+    <w:lsdException w:uiPriority="99" w:name="Table Grid 2"/>
+    <w:lsdException w:uiPriority="99" w:name="Table Grid 3"/>
+    <w:lsdException w:uiPriority="99" w:name="Table Grid 4"/>
+    <w:lsdException w:uiPriority="99" w:name="Table Grid 5"/>
+    <w:lsdException w:uiPriority="99" w:name="Table Grid 6"/>
+    <w:lsdException w:uiPriority="99" w:name="Table Grid 7"/>
+    <w:lsdException w:uiPriority="99" w:name="Table Grid 8"/>
+    <w:lsdException w:uiPriority="99" w:name="Table List 1"/>
+    <w:lsdException w:uiPriority="99" w:name="Table List 2"/>
+    <w:lsdException w:uiPriority="99" w:name="Table List 3"/>
+    <w:lsdException w:uiPriority="99" w:name="Table List 4"/>
+    <w:lsdException w:uiPriority="99" w:name="Table List 5"/>
+    <w:lsdException w:uiPriority="99" w:name="Table List 6"/>
+    <w:lsdException w:uiPriority="99" w:name="Table List 7"/>
+    <w:lsdException w:uiPriority="99" w:name="Table List 8"/>
+    <w:lsdException w:uiPriority="99" w:name="Table 3D effects 1"/>
+    <w:lsdException w:uiPriority="99" w:name="Table 3D effects 2"/>
+    <w:lsdException w:uiPriority="99" w:name="Table 3D effects 3"/>
+    <w:lsdException w:uiPriority="99" w:name="Table Contemporary"/>
+    <w:lsdException w:uiPriority="99" w:name="Table Elegant"/>
+    <w:lsdException w:uiPriority="99" w:name="Table Professional"/>
+    <w:lsdException w:uiPriority="99" w:name="Table Subtle 1"/>
+    <w:lsdException w:uiPriority="99" w:name="Table Subtle 2"/>
+    <w:lsdException w:uiPriority="99" w:name="Table Web 1"/>
+    <w:lsdException w:uiPriority="99" w:name="Table Web 2"/>
+    <w:lsdException w:uiPriority="99" w:name="Table Web 3"/>
+    <w:lsdException w:uiPriority="99" w:name="Balloon Text"/>
+    <w:lsdException w:unhideWhenUsed="0" w:uiPriority="39" w:semiHidden="0" w:name="Table Grid"/>
+    <w:lsdException w:uiPriority="99" w:name="Table Theme"/>
+    <w:lsdException w:unhideWhenUsed="0" w:uiPriority="60" w:semiHidden="0" w:name="Light Shading"/>
+    <w:lsdException w:unhideWhenUsed="0" w:uiPriority="61" w:semiHidden="0" w:name="Light List"/>
+    <w:lsdException w:unhideWhenUsed="0" w:uiPriority="62" w:semiHidden="0" w:name="Light Grid"/>
+    <w:lsdException w:unhideWhenUsed="0" w:uiPriority="63" w:semiHidden="0" w:name="Medium Shading 1"/>
+    <w:lsdException w:unhideWhenUsed="0" w:uiPriority="64" w:semiHidden="0" w:name="Medium Shading 2"/>
+    <w:lsdException w:unhideWhenUsed="0" w:uiPriority="65" w:semiHidden="0" w:name="Medium List 1"/>
+    <w:lsdException w:unhideWhenUsed="0" w:uiPriority="66" w:semiHidden="0" w:name="Medium List 2"/>
+    <w:lsdException w:unhideWhenUsed="0" w:uiPriority="67" w:semiHidden="0" w:name="Medium Grid 1"/>
+    <w:lsdException w:unhideWhenUsed="0" w:uiPriority="68" w:semiHidden="0" w:name="Medium Grid 2"/>
+    <w:lsdException w:unhideWhenUsed="0" w:uiPriority="69" w:semiHidden="0" w:name="Medium Grid 3"/>
+    <w:lsdException w:unhideWhenUsed="0" w:uiPriority="70" w:semiHidden="0" w:name="Dark List"/>
+    <w:lsdException w:unhideWhenUsed="0" w:uiPriority="71" w:semiHidden="0" w:name="Colorful Shading"/>
+    <w:lsdException w:unhideWhenUsed="0" w:uiPriority="72" w:semiHidden="0" w:name="Colorful List"/>
+    <w:lsdException w:unhideWhenUsed="0" w:uiPriority="73" w:semiHidden="0" w:name="Colorful Grid"/>
+    <w:lsdException w:unhideWhenUsed="0" w:uiPriority="60" w:semiHidden="0" w:name="Light Shading Accent 1"/>
+    <w:lsdException w:unhideWhenUsed="0" w:uiPriority="61" w:semiHidden="0" w:name="Light List Accent 1"/>
+    <w:lsdException w:unhideWhenUsed="0" w:uiPriority="62" w:semiHidden="0" w:name="Light Grid Accent 1"/>
+    <w:lsdException w:unhideWhenUsed="0" w:uiPriority="63" w:semiHidden="0" w:name="Medium Shading 1 Accent 1"/>
+    <w:lsdException w:unhideWhenUsed="0" w:uiPriority="64" w:semiHidden="0" w:name="Medium Shading 2 Accent 1"/>
+    <w:lsdException w:unhideWhenUsed="0" w:uiPriority="65" w:semiHidden="0" w:name="Medium List 1 Accent 1"/>
+    <w:lsdException w:qFormat="1" w:unhideWhenUsed="0" w:uiPriority="34" w:semiHidden="0" w:name="List Paragraph"/>
+    <w:lsdException w:unhideWhenUsed="0" w:uiPriority="66" w:semiHidden="0" w:name="Medium List 2 Accent 1"/>
+    <w:lsdException w:unhideWhenUsed="0" w:uiPriority="67" w:semiHidden="0" w:name="Medium Grid 1 Accent 1"/>
+    <w:lsdException w:unhideWhenUsed="0" w:uiPriority="68" w:semiHidden="0" w:name="Medium Grid 2 Accent 1"/>
+    <w:lsdException w:unhideWhenUsed="0" w:uiPriority="69" w:semiHidden="0" w:name="Medium Grid 3 Accent 1"/>
+    <w:lsdException w:unhideWhenUsed="0" w:uiPriority="70" w:semiHidden="0" w:name="Dark List Accent 1"/>
+    <w:lsdException w:unhideWhenUsed="0" w:uiPriority="71" w:semiHidden="0" w:name="Colorful Shading Accent 1"/>
+    <w:lsdException w:unhideWhenUsed="0" w:uiPriority="72" w:semiHidden="0" w:name="Colorful List Accent 1"/>
+    <w:lsdException w:unhideWhenUsed="0" w:uiPriority="73" w:semiHidden="0" w:name="Colorful Grid Accent 1"/>
+    <w:lsdException w:unhideWhenUsed="0" w:uiPriority="60" w:semiHidden="0" w:name="Light Shading Accent 2"/>
+    <w:lsdException w:unhideWhenUsed="0" w:uiPriority="61" w:semiHidden="0" w:name="Light List Accent 2"/>
+    <w:lsdException w:unhideWhenUsed="0" w:uiPriority="62" w:semiHidden="0" w:name="Light Grid Accent 2"/>
+    <w:lsdException w:unhideWhenUsed="0" w:uiPriority="63" w:semiHidden="0" w:name="Medium Shading 1 Accent 2"/>
+    <w:lsdException w:unhideWhenUsed="0" w:uiPriority="64" w:semiHidden="0" w:name="Medium Shading 2 Accent 2"/>
+    <w:lsdException w:unhideWhenUsed="0" w:uiPriority="65" w:semiHidden="0" w:name="Medium List 1 Accent 2"/>
+    <w:lsdException w:unhideWhenUsed="0" w:uiPriority="66" w:semiHidden="0" w:name="Medium List 2 Accent 2"/>
+    <w:lsdException w:unhideWhenUsed="0" w:uiPriority="67" w:semiHidden="0" w:name="Medium Grid 1 Accent 2"/>
+    <w:lsdException w:unhideWhenUsed="0" w:uiPriority="68" w:semiHidden="0" w:name="Medium Grid 2 Accent 2"/>
+    <w:lsdException w:unhideWhenUsed="0" w:uiPriority="69" w:semiHidden="0" w:name="Medium Grid 3 Accent 2"/>
+    <w:lsdException w:unhideWhenUsed="0" w:uiPriority="70" w:semiHidden="0" w:name="Dark List Accent 2"/>
+    <w:lsdException w:unhideWhenUsed="0" w:uiPriority="71" w:semiHidden="0" w:name="Colorful Shading Accent 2"/>
+    <w:lsdException w:unhideWhenUsed="0" w:uiPriority="72" w:semiHidden="0" w:name="Colorful List Accent 2"/>
+    <w:lsdException w:unhideWhenUsed="0" w:uiPriority="73" w:semiHidden="0" w:name="Colorful Grid Accent 2"/>
+    <w:lsdException w:unhideWhenUsed="0" w:uiPriority="60" w:semiHidden="0" w:name="Light Shading Accent 3"/>
+    <w:lsdException w:unhideWhenUsed="0" w:uiPriority="61" w:semiHidden="0" w:name="Light List Accent 3"/>
+    <w:lsdException w:unhideWhenUsed="0" w:uiPriority="62" w:semiHidden="0" w:name="Light Grid Accent 3"/>
+    <w:lsdException w:unhideWhenUsed="0" w:uiPriority="63" w:semiHidden="0" w:name="Medium Shading 1 Accent 3"/>
+    <w:lsdException w:unhideWhenUsed="0" w:uiPriority="64" w:semiHidden="0" w:name="Medium Shading 2 Accent 3"/>
+    <w:lsdException w:unhideWhenUsed="0" w:uiPriority="65" w:semiHidden="0" w:name="Medium List 1 Accent 3"/>
+    <w:lsdException w:unhideWhenUsed="0" w:uiPriority="66" w:semiHidden="0" w:name="Medium List 2 Accent 3"/>
+    <w:lsdException w:unhideWhenUsed="0" w:uiPriority="67" w:semiHidden="0" w:name="Medium Grid 1 Accent 3"/>
+    <w:lsdException w:unhideWhenUsed="0" w:uiPriority="68" w:semiHidden="0" w:name="Medium Grid 2 Accent 3"/>
+    <w:lsdException w:unhideWhenUsed="0" w:uiPriority="69" w:semiHidden="0" w:name="Medium Grid 3 Accent 3"/>
+    <w:lsdException w:unhideWhenUsed="0" w:uiPriority="70" w:semiHidden="0" w:name="Dark List Accent 3"/>
+    <w:lsdException w:unhideWhenUsed="0" w:uiPriority="71" w:semiHidden="0" w:name="Colorful Shading Accent 3"/>
+    <w:lsdException w:unhideWhenUsed="0" w:uiPriority="72" w:semiHidden="0" w:name="Colorful List Accent 3"/>
+    <w:lsdException w:unhideWhenUsed="0" w:uiPriority="73" w:semiHidden="0" w:name="Colorful Grid Accent 3"/>
+    <w:lsdException w:unhideWhenUsed="0" w:uiPriority="60" w:semiHidden="0" w:name="Light Shading Accent 4"/>
+    <w:lsdException w:unhideWhenUsed="0" w:uiPriority="61" w:semiHidden="0" w:name="Light List Accent 4"/>
+    <w:lsdException w:unhideWhenUsed="0" w:uiPriority="62" w:semiHidden="0" w:name="Light Grid Accent 4"/>
+    <w:lsdException w:unhideWhenUsed="0" w:uiPriority="63" w:semiHidden="0" w:name="Medium Shading 1 Accent 4"/>
+    <w:lsdException w:unhideWhenUsed="0" w:uiPriority="64" w:semiHidden="0" w:name="Medium Shading 2 Accent 4"/>
+    <w:lsdException w:unhideWhenUsed="0" w:uiPriority="65" w:semiHidden="0" w:name="Medium List 1 Accent 4"/>
+    <w:lsdException w:unhideWhenUsed="0" w:uiPriority="66" w:semiHidden="0" w:name="Medium List 2 Accent 4"/>
+    <w:lsdException w:unhideWhenUsed="0" w:uiPriority="67" w:semiHidden="0" w:name="Medium Grid 1 Accent 4"/>
+    <w:lsdException w:unhideWhenUsed="0" w:uiPriority="68" w:semiHidden="0" w:name="Medium Grid 2 Accent 4"/>
+    <w:lsdException w:unhideWhenUsed="0" w:uiPriority="69" w:semiHidden="0" w:name="Medium Grid 3 Accent 4"/>
+    <w:lsdException w:unhideWhenUsed="0" w:uiPriority="70" w:semiHidden="0" w:name="Dark List Accent 4"/>
+    <w:lsdException w:unhideWhenUsed="0" w:uiPriority="71" w:semiHidden="0" w:name="Colorful Shading Accent 4"/>
+    <w:lsdException w:unhideWhenUsed="0" w:uiPriority="72" w:semiHidden="0" w:name="Colorful List Accent 4"/>
+    <w:lsdException w:unhideWhenUsed="0" w:uiPriority="73" w:semiHidden="0" w:name="Colorful Grid Accent 4"/>
+    <w:lsdException w:unhideWhenUsed="0" w:uiPriority="60" w:semiHidden="0" w:name="Light Shading Accent 5"/>
+    <w:lsdException w:unhideWhenUsed="0" w:uiPriority="61" w:semiHidden="0" w:name="Light List Accent 5"/>
+    <w:lsdException w:unhideWhenUsed="0" w:uiPriority="62" w:semiHidden="0" w:name="Light Grid Accent 5"/>
+    <w:lsdException w:unhideWhenUsed="0" w:uiPriority="63" w:semiHidden="0" w:name="Medium Shading 1 Accent 5"/>
+    <w:lsdException w:unhideWhenUsed="0" w:uiPriority="64" w:semiHidden="0" w:name="Medium Shading 2 Accent 5"/>
+    <w:lsdException w:unhideWhenUsed="0" w:uiPriority="65" w:semiHidden="0" w:name="Medium List 1 Accent 5"/>
+    <w:lsdException w:unhideWhenUsed="0" w:uiPriority="66" w:semiHidden="0" w:name="Medium List 2 Accent 5"/>
+    <w:lsdException w:unhideWhenUsed="0" w:uiPriority="67" w:semiHidden="0" w:name="Medium Grid 1 Accent 5"/>
+    <w:lsdException w:unhideWhenUsed="0" w:uiPriority="68" w:semiHidden="0" w:name="Medium Grid 2 Accent 5"/>
+    <w:lsdException w:unhideWhenUsed="0" w:uiPriority="69" w:semiHidden="0" w:name="Medium Grid 3 Accent 5"/>
+    <w:lsdException w:unhideWhenUsed="0" w:uiPriority="70" w:semiHidden="0" w:name="Dark List Accent 5"/>
+    <w:lsdException w:unhideWhenUsed="0" w:uiPriority="71" w:semiHidden="0" w:name="Colorful Shading Accent 5"/>
+    <w:lsdException w:unhideWhenUsed="0" w:uiPriority="72" w:semiHidden="0" w:name="Colorful List Accent 5"/>
+    <w:lsdException w:unhideWhenUsed="0" w:uiPriority="73" w:semiHidden="0" w:name="Colorful Grid Accent 5"/>
+    <w:lsdException w:unhideWhenUsed="0" w:uiPriority="60" w:semiHidden="0" w:name="Light Shading Accent 6"/>
+    <w:lsdException w:unhideWhenUsed="0" w:uiPriority="61" w:semiHidden="0" w:name="Light List Accent 6"/>
+    <w:lsdException w:unhideWhenUsed="0" w:uiPriority="62" w:semiHidden="0" w:name="Light Grid Accent 6"/>
+    <w:lsdException w:unhideWhenUsed="0" w:uiPriority="63" w:semiHidden="0" w:name="Medium Shading 1 Accent 6"/>
+    <w:lsdException w:unhideWhenUsed="0" w:uiPriority="64" w:semiHidden="0" w:name="Medium Shading 2 Accent 6"/>
+    <w:lsdException w:unhideWhenUsed="0" w:uiPriority="65" w:semiHidden="0" w:name="Medium List 1 Accent 6"/>
+    <w:lsdException w:unhideWhenUsed="0" w:uiPriority="66" w:semiHidden="0" w:name="Medium List 2 Accent 6"/>
+    <w:lsdException w:unhideWhenUsed="0" w:uiPriority="67" w:semiHidden="0" w:name="Medium Grid 1 Accent 6"/>
+    <w:lsdException w:unhideWhenUsed="0" w:uiPriority="68" w:semiHidden="0" w:name="Medium Grid 2 Accent 6"/>
+    <w:lsdException w:unhideWhenUsed="0" w:uiPriority="69" w:semiHidden="0" w:name="Medium Grid 3 Accent 6"/>
+    <w:lsdException w:unhideWhenUsed="0" w:uiPriority="70" w:semiHidden="0" w:name="Dark List Accent 6"/>
+    <w:lsdException w:unhideWhenUsed="0" w:uiPriority="71" w:semiHidden="0" w:name="Colorful Shading Accent 6"/>
+    <w:lsdException w:unhideWhenUsed="0" w:uiPriority="72" w:semiHidden="0" w:name="Colorful List Accent 6"/>
+    <w:lsdException w:unhideWhenUsed="0" w:uiPriority="73" w:semiHidden="0" w:name="Colorful Grid Accent 6"/>
   </w:latentStyles>
-  <w:style w:type="paragraph" w:default="1" w:styleId="Normal">
+  <w:style w:type="paragraph" w:default="1" w:styleId="1">
     <w:name w:val="Normal"/>
     <w:qFormat/>
+    <w:uiPriority w:val="0"/>
+    <w:pPr>
+      <w:spacing w:after="160" w:line="259" w:lineRule="auto"/>
+    </w:pPr>
+    <w:rPr>
+      <w:rFonts w:ascii="Calibri" w:hAnsi="Calibri" w:eastAsia="Calibri" w:cs="Calibri"/>
+      <w:sz w:val="22"/>
+      <w:szCs w:val="22"/>
+      <w:lang w:val="en-IN" w:eastAsia="en-IN" w:bidi="ar-SA"/>
+    </w:rPr>
   </w:style>
-  <w:style w:type="paragraph" w:styleId="Heading1">
+  <w:style w:type="paragraph" w:styleId="2">
     <w:name w:val="heading 1"/>
-    <w:basedOn w:val="Normal"/>
-    <w:next w:val="Normal"/>
+    <w:basedOn w:val="1"/>
+    <w:next w:val="1"/>
+    <w:qFormat/>
     <w:uiPriority w:val="9"/>
-    <w:qFormat/>
     <w:pPr>
       <w:keepNext/>
       <w:keepLines/>
@@ -1103,14 +1112,14 @@
       <w:szCs w:val="48"/>
     </w:rPr>
   </w:style>
-  <w:style w:type="paragraph" w:styleId="Heading2">
+  <w:style w:type="paragraph" w:styleId="3">
     <w:name w:val="heading 2"/>
-    <w:basedOn w:val="Normal"/>
-    <w:next w:val="Normal"/>
-    <w:uiPriority w:val="9"/>
+    <w:basedOn w:val="1"/>
+    <w:next w:val="1"/>
     <w:semiHidden/>
     <w:unhideWhenUsed/>
     <w:qFormat/>
+    <w:uiPriority w:val="9"/>
     <w:pPr>
       <w:keepNext/>
       <w:keepLines/>
@@ -1123,14 +1132,14 @@
       <w:szCs w:val="36"/>
     </w:rPr>
   </w:style>
-  <w:style w:type="paragraph" w:styleId="Heading3">
+  <w:style w:type="paragraph" w:styleId="4">
     <w:name w:val="heading 3"/>
-    <w:basedOn w:val="Normal"/>
-    <w:next w:val="Normal"/>
-    <w:uiPriority w:val="9"/>
+    <w:basedOn w:val="1"/>
+    <w:next w:val="1"/>
     <w:semiHidden/>
     <w:unhideWhenUsed/>
     <w:qFormat/>
+    <w:uiPriority w:val="9"/>
     <w:pPr>
       <w:keepNext/>
       <w:keepLines/>
@@ -1143,14 +1152,14 @@
       <w:szCs w:val="28"/>
     </w:rPr>
   </w:style>
-  <w:style w:type="paragraph" w:styleId="Heading4">
+  <w:style w:type="paragraph" w:styleId="5">
     <w:name w:val="heading 4"/>
-    <w:basedOn w:val="Normal"/>
-    <w:next w:val="Normal"/>
-    <w:uiPriority w:val="9"/>
+    <w:basedOn w:val="1"/>
+    <w:next w:val="1"/>
     <w:semiHidden/>
     <w:unhideWhenUsed/>
     <w:qFormat/>
+    <w:uiPriority w:val="9"/>
     <w:pPr>
       <w:keepNext/>
       <w:keepLines/>
@@ -1163,14 +1172,14 @@
       <w:szCs w:val="24"/>
     </w:rPr>
   </w:style>
-  <w:style w:type="paragraph" w:styleId="Heading5">
+  <w:style w:type="paragraph" w:styleId="6">
     <w:name w:val="heading 5"/>
-    <w:basedOn w:val="Normal"/>
-    <w:next w:val="Normal"/>
-    <w:uiPriority w:val="9"/>
+    <w:basedOn w:val="1"/>
+    <w:next w:val="1"/>
     <w:semiHidden/>
     <w:unhideWhenUsed/>
     <w:qFormat/>
+    <w:uiPriority w:val="9"/>
     <w:pPr>
       <w:keepNext/>
       <w:keepLines/>
@@ -1181,14 +1190,14 @@
       <w:b/>
     </w:rPr>
   </w:style>
-  <w:style w:type="paragraph" w:styleId="Heading6">
+  <w:style w:type="paragraph" w:styleId="7">
     <w:name w:val="heading 6"/>
-    <w:basedOn w:val="Normal"/>
-    <w:next w:val="Normal"/>
-    <w:uiPriority w:val="9"/>
+    <w:basedOn w:val="1"/>
+    <w:next w:val="1"/>
     <w:semiHidden/>
     <w:unhideWhenUsed/>
     <w:qFormat/>
+    <w:uiPriority w:val="9"/>
     <w:pPr>
       <w:keepNext/>
       <w:keepLines/>
@@ -1201,18 +1210,17 @@
       <w:szCs w:val="20"/>
     </w:rPr>
   </w:style>
-  <w:style w:type="character" w:default="1" w:styleId="DefaultParagraphFont">
+  <w:style w:type="character" w:default="1" w:styleId="8">
     <w:name w:val="Default Paragraph Font"/>
+    <w:unhideWhenUsed/>
     <w:uiPriority w:val="1"/>
-    <w:unhideWhenUsed/>
   </w:style>
-  <w:style w:type="table" w:default="1" w:styleId="TableNormal">
+  <w:style w:type="table" w:default="1" w:styleId="9">
     <w:name w:val="Normal Table"/>
-    <w:uiPriority w:val="99"/>
     <w:semiHidden/>
     <w:unhideWhenUsed/>
+    <w:uiPriority w:val="99"/>
     <w:tblPr>
-      <w:tblInd w:w="0" w:type="dxa"/>
       <w:tblCellMar>
         <w:top w:w="0" w:type="dxa"/>
         <w:left w:w="108" w:type="dxa"/>
@@ -1221,18 +1229,64 @@
       </w:tblCellMar>
     </w:tblPr>
   </w:style>
-  <w:style w:type="numbering" w:default="1" w:styleId="NoList">
-    <w:name w:val="No List"/>
+  <w:style w:type="character" w:styleId="10">
+    <w:name w:val="Hyperlink"/>
+    <w:basedOn w:val="8"/>
+    <w:unhideWhenUsed/>
     <w:uiPriority w:val="99"/>
-    <w:semiHidden/>
-    <w:unhideWhenUsed/>
+    <w:rPr>
+      <w:color w:val="0563C1" w:themeColor="hyperlink"/>
+      <w:u w:val="single"/>
+      <w14:textFill>
+        <w14:solidFill>
+          <w14:schemeClr w14:val="hlink"/>
+        </w14:solidFill>
+      </w14:textFill>
+    </w:rPr>
   </w:style>
-  <w:style w:type="paragraph" w:styleId="Title">
+  <w:style w:type="paragraph" w:styleId="11">
+    <w:name w:val="Subtitle"/>
+    <w:basedOn w:val="1"/>
+    <w:next w:val="1"/>
+    <w:qFormat/>
+    <w:uiPriority w:val="11"/>
+    <w:pPr>
+      <w:keepNext/>
+      <w:keepLines/>
+      <w:spacing w:before="360" w:after="80"/>
+    </w:pPr>
+    <w:rPr>
+      <w:rFonts w:ascii="Georgia" w:hAnsi="Georgia" w:eastAsia="Georgia" w:cs="Georgia"/>
+      <w:i/>
+      <w:color w:val="666666"/>
+      <w:sz w:val="48"/>
+      <w:szCs w:val="48"/>
+    </w:rPr>
+  </w:style>
+  <w:style w:type="table" w:styleId="12">
+    <w:name w:val="Table Grid"/>
+    <w:basedOn w:val="9"/>
+    <w:uiPriority w:val="39"/>
+    <w:pPr>
+      <w:spacing w:after="0" w:line="240" w:lineRule="auto"/>
+    </w:pPr>
+    <w:tblPr>
+      <w:tblBorders>
+        <w:top w:val="single" w:color="auto" w:sz="4" w:space="0"/>
+        <w:left w:val="single" w:color="auto" w:sz="4" w:space="0"/>
+        <w:bottom w:val="single" w:color="auto" w:sz="4" w:space="0"/>
+        <w:right w:val="single" w:color="auto" w:sz="4" w:space="0"/>
+        <w:insideH w:val="single" w:color="auto" w:sz="4" w:space="0"/>
+        <w:insideV w:val="single" w:color="auto" w:sz="4" w:space="0"/>
+      </w:tblBorders>
+    </w:tblPr>
+  </w:style>
+  <w:style w:type="paragraph" w:styleId="13">
     <w:name w:val="Title"/>
-    <w:basedOn w:val="Normal"/>
-    <w:next w:val="Normal"/>
+    <w:basedOn w:val="1"/>
+    <w:next w:val="1"/>
+    <w:qFormat/>
     <w:uiPriority w:val="10"/>
-    <w:qFormat/>
     <w:pPr>
       <w:keepNext/>
       <w:keepLines/>
@@ -1244,97 +1298,42 @@
       <w:szCs w:val="72"/>
     </w:rPr>
   </w:style>
-  <w:style w:type="table" w:styleId="TableGrid">
-    <w:name w:val="Table Grid"/>
-    <w:basedOn w:val="TableNormal"/>
-    <w:uiPriority w:val="39"/>
-    <w:rsid w:val="005B2106"/>
-    <w:pPr>
-      <w:spacing w:after="0" w:line="240" w:lineRule="auto"/>
-    </w:pPr>
-    <w:tblPr>
-      <w:tblBorders>
-        <w:top w:val="single" w:sz="4" w:space="0" w:color="auto"/>
-        <w:left w:val="single" w:sz="4" w:space="0" w:color="auto"/>
-        <w:bottom w:val="single" w:sz="4" w:space="0" w:color="auto"/>
-        <w:right w:val="single" w:sz="4" w:space="0" w:color="auto"/>
-        <w:insideH w:val="single" w:sz="4" w:space="0" w:color="auto"/>
-        <w:insideV w:val="single" w:sz="4" w:space="0" w:color="auto"/>
-      </w:tblBorders>
-    </w:tblPr>
-  </w:style>
-  <w:style w:type="character" w:styleId="Hyperlink">
-    <w:name w:val="Hyperlink"/>
-    <w:basedOn w:val="DefaultParagraphFont"/>
-    <w:uiPriority w:val="99"/>
-    <w:unhideWhenUsed/>
-    <w:rsid w:val="003C4A8E"/>
-    <w:rPr>
-      <w:color w:val="0563C1" w:themeColor="hyperlink"/>
-      <w:u w:val="single"/>
-    </w:rPr>
-  </w:style>
-  <w:style w:type="character" w:styleId="UnresolvedMention">
+  <w:style w:type="character" w:customStyle="1" w:styleId="14">
     <w:name w:val="Unresolved Mention"/>
-    <w:basedOn w:val="DefaultParagraphFont"/>
-    <w:uiPriority w:val="99"/>
+    <w:basedOn w:val="8"/>
     <w:semiHidden/>
     <w:unhideWhenUsed/>
-    <w:rsid w:val="003C4A8E"/>
+    <w:uiPriority w:val="99"/>
     <w:rPr>
       <w:color w:val="605E5C"/>
       <w:shd w:val="clear" w:color="auto" w:fill="E1DFDD"/>
     </w:rPr>
   </w:style>
-  <w:style w:type="paragraph" w:styleId="ListParagraph">
+  <w:style w:type="paragraph" w:styleId="15">
     <w:name w:val="List Paragraph"/>
-    <w:basedOn w:val="Normal"/>
+    <w:basedOn w:val="1"/>
+    <w:qFormat/>
     <w:uiPriority w:val="34"/>
-    <w:qFormat/>
-    <w:rsid w:val="00AB20AC"/>
     <w:pPr>
       <w:ind w:left="720"/>
       <w:contextualSpacing/>
     </w:pPr>
   </w:style>
-  <w:style w:type="paragraph" w:styleId="Subtitle">
-    <w:name w:val="Subtitle"/>
-    <w:basedOn w:val="Normal"/>
-    <w:next w:val="Normal"/>
-    <w:uiPriority w:val="11"/>
-    <w:qFormat/>
-    <w:pPr>
-      <w:keepNext/>
-      <w:keepLines/>
-      <w:spacing w:before="360" w:after="80"/>
-    </w:pPr>
-    <w:rPr>
-      <w:rFonts w:ascii="Georgia" w:eastAsia="Georgia" w:hAnsi="Georgia" w:cs="Georgia"/>
-      <w:i/>
-      <w:color w:val="666666"/>
-      <w:sz w:val="48"/>
-      <w:szCs w:val="48"/>
-    </w:rPr>
-  </w:style>
-  <w:style w:type="table" w:customStyle="1" w:styleId="a">
-    <w:basedOn w:val="TableNormal"/>
+  <w:style w:type="table" w:customStyle="1" w:styleId="16">
+    <w:name w:val="_Style 15"/>
+    <w:basedOn w:val="9"/>
+    <w:uiPriority w:val="0"/>
     <w:pPr>
       <w:spacing w:after="0" w:line="240" w:lineRule="auto"/>
     </w:pPr>
-    <w:tblPr>
-      <w:tblStyleRowBandSize w:val="1"/>
-      <w:tblStyleColBandSize w:val="1"/>
-    </w:tblPr>
   </w:style>
-  <w:style w:type="table" w:customStyle="1" w:styleId="a0">
-    <w:basedOn w:val="TableNormal"/>
+  <w:style w:type="table" w:customStyle="1" w:styleId="17">
+    <w:name w:val="_Style 16"/>
+    <w:basedOn w:val="9"/>
+    <w:uiPriority w:val="0"/>
     <w:pPr>
       <w:spacing w:after="0" w:line="240" w:lineRule="auto"/>
     </w:pPr>
-    <w:tblPr>
-      <w:tblStyleRowBandSize w:val="1"/>
-      <w:tblStyleColBandSize w:val="1"/>
-    </w:tblPr>
   </w:style>
 </w:styles>
 </file>
@@ -1382,7 +1381,7 @@
     </a:clrScheme>
     <a:fontScheme name="Office">
       <a:majorFont>
-        <a:latin typeface="Calibri Light" panose="020F0302020204030204"/>
+        <a:latin typeface="Calibri Light"/>
         <a:ea typeface=""/>
         <a:cs typeface=""/>
         <a:font script="Jpan" typeface="游ゴシック Light"/>
@@ -1415,26 +1414,9 @@
         <a:font script="Viet" typeface="Times New Roman"/>
         <a:font script="Uigh" typeface="Microsoft Uighur"/>
         <a:font script="Geor" typeface="Sylfaen"/>
-        <a:font script="Armn" typeface="Arial"/>
-        <a:font script="Bugi" typeface="Leelawadee UI"/>
-        <a:font script="Bopo" typeface="Microsoft JhengHei"/>
-        <a:font script="Java" typeface="Javanese Text"/>
-        <a:font script="Lisu" typeface="Segoe UI"/>
-        <a:font script="Mymr" typeface="Myanmar Text"/>
-        <a:font script="Nkoo" typeface="Ebrima"/>
-        <a:font script="Olck" typeface="Nirmala UI"/>
-        <a:font script="Osma" typeface="Ebrima"/>
-        <a:font script="Phag" typeface="Phagspa"/>
-        <a:font script="Syrn" typeface="Estrangelo Edessa"/>
-        <a:font script="Syrj" typeface="Estrangelo Edessa"/>
-        <a:font script="Syre" typeface="Estrangelo Edessa"/>
-        <a:font script="Sora" typeface="Nirmala UI"/>
-        <a:font script="Tale" typeface="Microsoft Tai Le"/>
-        <a:font script="Talu" typeface="Microsoft New Tai Lue"/>
-        <a:font script="Tfng" typeface="Ebrima"/>
       </a:majorFont>
       <a:minorFont>
-        <a:latin typeface="Calibri" panose="020F0502020204030204"/>
+        <a:latin typeface="Calibri"/>
         <a:ea typeface=""/>
         <a:cs typeface=""/>
         <a:font script="Jpan" typeface="游明朝"/>
@@ -1467,23 +1449,6 @@
         <a:font script="Viet" typeface="Arial"/>
         <a:font script="Uigh" typeface="Microsoft Uighur"/>
         <a:font script="Geor" typeface="Sylfaen"/>
-        <a:font script="Armn" typeface="Arial"/>
-        <a:font script="Bugi" typeface="Leelawadee UI"/>
-        <a:font script="Bopo" typeface="Microsoft JhengHei"/>
-        <a:font script="Java" typeface="Javanese Text"/>
-        <a:font script="Lisu" typeface="Segoe UI"/>
-        <a:font script="Mymr" typeface="Myanmar Text"/>
-        <a:font script="Nkoo" typeface="Ebrima"/>
-        <a:font script="Olck" typeface="Nirmala UI"/>
-        <a:font script="Osma" typeface="Ebrima"/>
-        <a:font script="Phag" typeface="Phagspa"/>
-        <a:font script="Syrn" typeface="Estrangelo Edessa"/>
-        <a:font script="Syrj" typeface="Estrangelo Edessa"/>
-        <a:font script="Syre" typeface="Estrangelo Edessa"/>
-        <a:font script="Sora" typeface="Nirmala UI"/>
-        <a:font script="Tale" typeface="Microsoft Tai Le"/>
-        <a:font script="Talu" typeface="Microsoft New Tai Lue"/>
-        <a:font script="Tfng" typeface="Ebrima"/>
       </a:minorFont>
     </a:fontScheme>
     <a:fmtScheme name="Office">
@@ -1625,26 +1590,17 @@
     </a:fmtScheme>
   </a:themeElements>
   <a:objectDefaults/>
-  <a:extraClrSchemeLst/>
-  <a:extLst>
-    <a:ext uri="{05A4C25C-085E-4340-85A3-A5531E510DB2}">
-      <thm15:themeFamily xmlns:thm15="http://schemas.microsoft.com/office/thememl/2012/main" name="Office Theme" id="{62F939B6-93AF-4DB8-9C6B-D6C7DFDC589F}" vid="{4A3C46E8-61CC-4603-A589-7422A47A8E4A}"/>
-    </a:ext>
-  </a:extLst>
 </a:theme>
 </file>
 
 <file path=customXml/item1.xml><?xml version="1.0" encoding="utf-8"?>
-<go:gDocsCustomXmlDataStorage xmlns:go="http://customooxmlschemas.google.com/" xmlns:r="http://schemas.openxmlformats.org/officeDocument/2006/relationships" uri="GoogleDocsCustomDataVersion1">
+<go:gDocsCustomXmlDataStorage xmlns:r="http://schemas.openxmlformats.org/officeDocument/2006/relationships" xmlns:go="http://customooxmlschemas.google.com/" uri="GoogleDocsCustomDataVersion1">
   <go:docsCustomData xmlns:go="http://customooxmlschemas.google.com/" roundtripDataSignature="AMtx7mjGG+Fu5Ye/nQ4awTttIbIhh3S0IA==">AMUW2mUD80Lm9wqn/kYtLX4Q6GNPS/u/Z1dbrS8tx7/C2pmzJnsFrnYaldB5nel0hVpWCs5/1QBVvrP6M6cvdBsvKNyg0y/0x9taeLtv4vARolNZiDh0HGw=</go:docsCustomData>
 </go:gDocsCustomXmlDataStorage>
 </file>
 
 <file path=customXml/itemProps1.xml><?xml version="1.0" encoding="utf-8"?>
 <ds:datastoreItem xmlns:ds="http://schemas.openxmlformats.org/officeDocument/2006/customXml" ds:itemID="{11111111-1234-1234-1234-123412341234}">
-  <ds:schemaRefs>
-    <ds:schemaRef ds:uri="http://customooxmlschemas.google.com/"/>
-    <ds:schemaRef ds:uri="http://schemas.openxmlformats.org/officeDocument/2006/relationships"/>
-  </ds:schemaRefs>
+  <ds:schemaRefs/>
 </ds:datastoreItem>
 </file>